--- a/FormaLux_Dokumentacio.docx
+++ b/FormaLux_Dokumentacio.docx
@@ -212,35 +212,26 @@
           <w:sz w:val="24"/>
           <w:szCs w:val="24"/>
         </w:rPr>
-        <w:t>2026.04.30.</w:t>
+        <w:t>2026.04.3</w:t>
       </w:r>
     </w:p>
     <w:p>
       <w:pPr>
         <w:spacing w:before="70"/>
-        <w:ind w:left="136"/>
-        <w:rPr>
-          <w:sz w:val="24"/>
-          <w:szCs w:val="24"/>
-        </w:rPr>
-      </w:pPr>
-      <w:r>
-        <w:rPr>
-          <w:color w:val="2D74B5"/>
-          <w:spacing w:val="-2"/>
-          <w:sz w:val="24"/>
-          <w:szCs w:val="24"/>
-        </w:rPr>
-        <w:lastRenderedPageBreak/>
-        <w:t>Tartalomjegyzék</w:t>
-      </w:r>
+        <w:rPr>
+          <w:sz w:val="24"/>
+          <w:szCs w:val="24"/>
+        </w:rPr>
+      </w:pPr>
     </w:p>
     <w:sdt>
       <w:sdtPr>
         <w:rPr>
-          <w:rFonts w:ascii="Times New Roman" w:hAnsi="Times New Roman" w:cs="Times New Roman"/>
-          <w:sz w:val="24"/>
-          <w:szCs w:val="24"/>
+          <w:rFonts w:ascii="Times New Roman" w:eastAsia="Times New Roman" w:hAnsi="Times New Roman" w:cs="Times New Roman"/>
+          <w:color w:val="auto"/>
+          <w:sz w:val="24"/>
+          <w:szCs w:val="24"/>
+          <w:lang w:val="hu-HU"/>
         </w:rPr>
         <w:id w:val="437879202"/>
         <w:docPartObj>
@@ -250,12 +241,9 @@
       </w:sdtPr>
       <w:sdtEndPr>
         <w:rPr>
-          <w:rFonts w:eastAsia="Times New Roman"/>
           <w:b/>
           <w:bCs/>
           <w:noProof/>
-          <w:color w:val="auto"/>
-          <w:lang w:val="hu-HU"/>
         </w:rPr>
       </w:sdtEndPr>
       <w:sdtContent>
@@ -268,7 +256,6 @@
               <w:szCs w:val="24"/>
             </w:rPr>
           </w:pPr>
-          <w:proofErr w:type="spellStart"/>
           <w:r>
             <w:rPr>
               <w:rFonts w:ascii="Times New Roman" w:hAnsi="Times New Roman" w:cs="Times New Roman"/>
@@ -277,7 +264,6 @@
             </w:rPr>
             <w:t>Tartalomjegyzék</w:t>
           </w:r>
-          <w:proofErr w:type="spellEnd"/>
         </w:p>
         <w:p>
           <w:pPr>
@@ -3315,23 +3301,7 @@
           <w:sz w:val="24"/>
           <w:szCs w:val="24"/>
         </w:rPr>
-        <w:t xml:space="preserve">A </w:t>
-      </w:r>
-      <w:proofErr w:type="spellStart"/>
-      <w:r>
-        <w:rPr>
-          <w:sz w:val="24"/>
-          <w:szCs w:val="24"/>
-        </w:rPr>
-        <w:t>FormaLux</w:t>
-      </w:r>
-      <w:proofErr w:type="spellEnd"/>
-      <w:r>
-        <w:rPr>
-          <w:sz w:val="24"/>
-          <w:szCs w:val="24"/>
-        </w:rPr>
-        <w:t xml:space="preserve"> projekt egy teljes értékű, online bútorwebshop, amelyet három tanuló </w:t>
+        <w:t xml:space="preserve">A FormaLux projekt egy teljes értékű, online bútorwebshop, amelyet három tanuló </w:t>
       </w:r>
       <w:r>
         <w:rPr>
@@ -3359,23 +3329,7 @@
           <w:sz w:val="24"/>
           <w:szCs w:val="24"/>
         </w:rPr>
-        <w:t xml:space="preserve"> valósított meg csapatban, az Informatika és távközlés / Szoftverfejlesztő és -tesztelő szak keretein belül. A projekt ötlete onnan indult, hogy a jelenlegi bútorwebshopok sok esetben bonyolultak, átláthatatlanok, és nehézkes a vásárlási folyamat. Erre válaszul a </w:t>
-      </w:r>
-      <w:proofErr w:type="spellStart"/>
-      <w:r>
-        <w:rPr>
-          <w:sz w:val="24"/>
-          <w:szCs w:val="24"/>
-        </w:rPr>
-        <w:t>FormaLux</w:t>
-      </w:r>
-      <w:proofErr w:type="spellEnd"/>
-      <w:r>
-        <w:rPr>
-          <w:sz w:val="24"/>
-          <w:szCs w:val="24"/>
-        </w:rPr>
-        <w:t xml:space="preserve"> egy egyszerű, letisztult vásárlói élményt kínál.</w:t>
+        <w:t xml:space="preserve"> valósított meg csapatban, az Informatika és távközlés / Szoftverfejlesztő és -tesztelő szak keretein belül. A projekt ötlete onnan indult, hogy a jelenlegi bútorwebshopok sok esetben bonyolultak, átláthatatlanok, és nehézkes a vásárlási folyamat. Erre válaszul a FormaLux egy egyszerű, letisztult vásárlói élményt kínál.</w:t>
       </w:r>
     </w:p>
     <w:p>
@@ -3410,23 +3364,7 @@
           <w:sz w:val="24"/>
           <w:szCs w:val="24"/>
         </w:rPr>
-        <w:t xml:space="preserve">A </w:t>
-      </w:r>
-      <w:proofErr w:type="spellStart"/>
-      <w:r>
-        <w:rPr>
-          <w:sz w:val="24"/>
-          <w:szCs w:val="24"/>
-        </w:rPr>
-        <w:t>FormaLux</w:t>
-      </w:r>
-      <w:proofErr w:type="spellEnd"/>
-      <w:r>
-        <w:rPr>
-          <w:sz w:val="24"/>
-          <w:szCs w:val="24"/>
-        </w:rPr>
-        <w:t xml:space="preserve"> célja, hogy a felhasználók könnyedén böngészhessék és megvásárolhassák az elérhető bútorokat, anélkül, hogy bonyolult folyamatokon kellene átmenniük. A projekt egyaránt figyelembe veszi a vásárló és az üzlet adminisztrátorának igényeit: a vásárló egyszerűen kosárba tehet és megrendelhet termékeket, az adminisztrátor pedig könnyen kezelheti a termékkínálatot, a felhasználókat és a rendeléseket.</w:t>
+        <w:t>A FormaLux célja, hogy a felhasználók könnyedén böngészhessék és megvásárolhassák az elérhető bútorokat, anélkül, hogy bonyolult folyamatokon kellene átmenniük. A projekt egyaránt figyelembe veszi a vásárló és az üzlet adminisztrátorának igényeit: a vásárló egyszerűen kosárba tehet és megrendelhet termékeket, az adminisztrátor pedig könnyen kezelheti a termékkínálatot, a felhasználókat és a rendeléseket.</w:t>
       </w:r>
     </w:p>
     <w:p>
@@ -3481,23 +3419,7 @@
           <w:sz w:val="24"/>
           <w:szCs w:val="24"/>
         </w:rPr>
-        <w:t xml:space="preserve">Online fizetési lehetőség integrálása (pl. </w:t>
-      </w:r>
-      <w:proofErr w:type="spellStart"/>
-      <w:r>
-        <w:rPr>
-          <w:sz w:val="24"/>
-          <w:szCs w:val="24"/>
-        </w:rPr>
-        <w:t>Stripe</w:t>
-      </w:r>
-      <w:proofErr w:type="spellEnd"/>
-      <w:r>
-        <w:rPr>
-          <w:sz w:val="24"/>
-          <w:szCs w:val="24"/>
-        </w:rPr>
-        <w:t xml:space="preserve"> vagy Barion).</w:t>
+        <w:t>Online fizetési lehetőség integrálása (pl. Stripe vagy Barion).</w:t>
       </w:r>
     </w:p>
     <w:p>
@@ -3684,166 +3606,22 @@
           <w:sz w:val="24"/>
           <w:szCs w:val="24"/>
         </w:rPr>
-        <w:t xml:space="preserve">A frontend </w:t>
-      </w:r>
-      <w:proofErr w:type="spellStart"/>
-      <w:r>
-        <w:rPr>
-          <w:sz w:val="24"/>
-          <w:szCs w:val="24"/>
-        </w:rPr>
-        <w:t>Angular</w:t>
-      </w:r>
-      <w:proofErr w:type="spellEnd"/>
-      <w:r>
-        <w:rPr>
-          <w:sz w:val="24"/>
-          <w:szCs w:val="24"/>
-        </w:rPr>
-        <w:t xml:space="preserve"> 21 keretrendszerrel, </w:t>
-      </w:r>
-      <w:proofErr w:type="spellStart"/>
-      <w:r>
-        <w:rPr>
-          <w:sz w:val="24"/>
-          <w:szCs w:val="24"/>
-        </w:rPr>
-        <w:t>TypeScript</w:t>
-      </w:r>
-      <w:proofErr w:type="spellEnd"/>
-      <w:r>
-        <w:rPr>
-          <w:sz w:val="24"/>
-          <w:szCs w:val="24"/>
-        </w:rPr>
-        <w:t xml:space="preserve"> alapon készült. A komponens alapú felépítés és a </w:t>
-      </w:r>
-      <w:proofErr w:type="spellStart"/>
-      <w:r>
-        <w:rPr>
-          <w:sz w:val="24"/>
-          <w:szCs w:val="24"/>
-        </w:rPr>
-        <w:t>TypeScript</w:t>
-      </w:r>
-      <w:proofErr w:type="spellEnd"/>
-      <w:r>
-        <w:rPr>
-          <w:sz w:val="24"/>
-          <w:szCs w:val="24"/>
-        </w:rPr>
-        <w:t xml:space="preserve"> által nyújtott típusbiztonság volt a két fő szempont a technológia kiválasztásakor. A megjelenítéshez HTML5 és CSS3 lett használva, a fejlesztői környezet Visual </w:t>
-      </w:r>
-      <w:proofErr w:type="spellStart"/>
-      <w:r>
-        <w:rPr>
-          <w:sz w:val="24"/>
-          <w:szCs w:val="24"/>
-        </w:rPr>
-        <w:t>Studio</w:t>
-      </w:r>
-      <w:proofErr w:type="spellEnd"/>
-      <w:r>
-        <w:rPr>
-          <w:sz w:val="24"/>
-          <w:szCs w:val="24"/>
-        </w:rPr>
-        <w:t xml:space="preserve"> </w:t>
-      </w:r>
-      <w:proofErr w:type="spellStart"/>
-      <w:r>
-        <w:rPr>
-          <w:sz w:val="24"/>
-          <w:szCs w:val="24"/>
-        </w:rPr>
-        <w:t>Code</w:t>
-      </w:r>
-      <w:proofErr w:type="spellEnd"/>
-      <w:r>
-        <w:rPr>
-          <w:sz w:val="24"/>
-          <w:szCs w:val="24"/>
-        </w:rPr>
-        <w:t xml:space="preserve"> volt. Az </w:t>
-      </w:r>
-      <w:proofErr w:type="spellStart"/>
-      <w:r>
-        <w:rPr>
-          <w:sz w:val="24"/>
-          <w:szCs w:val="24"/>
-        </w:rPr>
-        <w:t>Angular</w:t>
-      </w:r>
-      <w:proofErr w:type="spellEnd"/>
-      <w:r>
-        <w:rPr>
-          <w:sz w:val="24"/>
-          <w:szCs w:val="24"/>
-        </w:rPr>
-        <w:t xml:space="preserve"> szolgáltatásai (service-ek) HTTP-n keresztül kommunikálnak a backenddel, az </w:t>
-      </w:r>
-      <w:proofErr w:type="spellStart"/>
-      <w:r>
-        <w:rPr>
-          <w:sz w:val="24"/>
-          <w:szCs w:val="24"/>
-        </w:rPr>
-        <w:t>interceptorok</w:t>
-      </w:r>
-      <w:proofErr w:type="spellEnd"/>
-      <w:r>
-        <w:rPr>
-          <w:sz w:val="24"/>
-          <w:szCs w:val="24"/>
-        </w:rPr>
-        <w:t xml:space="preserve"> pedig automatikusan kezelik a hitelesítési </w:t>
-      </w:r>
-      <w:proofErr w:type="spellStart"/>
-      <w:r>
-        <w:rPr>
-          <w:sz w:val="24"/>
-          <w:szCs w:val="24"/>
-        </w:rPr>
-        <w:t>tokeneket</w:t>
-      </w:r>
-      <w:proofErr w:type="spellEnd"/>
-      <w:r>
-        <w:rPr>
-          <w:sz w:val="24"/>
-          <w:szCs w:val="24"/>
-        </w:rPr>
-        <w:t>.</w:t>
-      </w:r>
-    </w:p>
-    <w:p>
-      <w:pPr>
-        <w:rPr>
-          <w:sz w:val="24"/>
-          <w:szCs w:val="24"/>
-        </w:rPr>
-      </w:pPr>
-      <w:r>
-        <w:rPr>
-          <w:sz w:val="24"/>
-          <w:szCs w:val="24"/>
-        </w:rPr>
-        <w:t xml:space="preserve">A frontend a következő főbb </w:t>
-      </w:r>
-      <w:proofErr w:type="spellStart"/>
-      <w:r>
-        <w:rPr>
-          <w:sz w:val="24"/>
-          <w:szCs w:val="24"/>
-        </w:rPr>
-        <w:t>Angular</w:t>
-      </w:r>
-      <w:proofErr w:type="spellEnd"/>
-      <w:r>
-        <w:rPr>
-          <w:sz w:val="24"/>
-          <w:szCs w:val="24"/>
-        </w:rPr>
-        <w:t xml:space="preserve"> csomagokat és technológiákat használja:</w:t>
+        <w:t>A frontend Angular 21 keretrendszerrel, TypeScript alapon készült. A komponens alapú felépítés és a TypeScript által nyújtott típusbiztonság volt a két fő szempont a technológia kiválasztásakor. A megjelenítéshez HTML5 és CSS3 lett használva, a fejlesztői környezet Visual Studio Code volt. Az Angular szolgáltatásai (service-ek) HTTP-n keresztül kommunikálnak a backenddel, az interceptorok pedig automatikusan kezelik a hitelesítési tokeneket.</w:t>
+      </w:r>
+    </w:p>
+    <w:p>
+      <w:pPr>
+        <w:rPr>
+          <w:sz w:val="24"/>
+          <w:szCs w:val="24"/>
+        </w:rPr>
+      </w:pPr>
+      <w:r>
+        <w:rPr>
+          <w:sz w:val="24"/>
+          <w:szCs w:val="24"/>
+        </w:rPr>
+        <w:t>A frontend a következő főbb Angular csomagokat és technológiákat használja:</w:t>
       </w:r>
     </w:p>
     <w:p>
@@ -3858,21 +3636,12 @@
           <w:szCs w:val="24"/>
         </w:rPr>
       </w:pPr>
-      <w:proofErr w:type="spellStart"/>
-      <w:r>
-        <w:rPr>
-          <w:sz w:val="24"/>
-          <w:szCs w:val="24"/>
-        </w:rPr>
-        <w:t>Angular</w:t>
-      </w:r>
-      <w:proofErr w:type="spellEnd"/>
-      <w:r>
-        <w:rPr>
-          <w:sz w:val="24"/>
-          <w:szCs w:val="24"/>
-        </w:rPr>
-        <w:t xml:space="preserve"> 21 (komponens alapú SPA keretrendszer)</w:t>
+      <w:r>
+        <w:rPr>
+          <w:sz w:val="24"/>
+          <w:szCs w:val="24"/>
+        </w:rPr>
+        <w:t>Angular 21 (komponens alapú SPA keretrendszer)</w:t>
       </w:r>
     </w:p>
     <w:p>
@@ -3887,53 +3656,12 @@
           <w:szCs w:val="24"/>
         </w:rPr>
       </w:pPr>
-      <w:proofErr w:type="spellStart"/>
-      <w:r>
-        <w:rPr>
-          <w:sz w:val="24"/>
-          <w:szCs w:val="24"/>
-        </w:rPr>
-        <w:t>Angular</w:t>
-      </w:r>
-      <w:proofErr w:type="spellEnd"/>
-      <w:r>
-        <w:rPr>
-          <w:sz w:val="24"/>
-          <w:szCs w:val="24"/>
-        </w:rPr>
-        <w:t xml:space="preserve"> Router (oldalak közötti navigáció és </w:t>
-      </w:r>
-      <w:proofErr w:type="spellStart"/>
-      <w:r>
-        <w:rPr>
-          <w:sz w:val="24"/>
-          <w:szCs w:val="24"/>
-        </w:rPr>
-        <w:t>route</w:t>
-      </w:r>
-      <w:proofErr w:type="spellEnd"/>
-      <w:r>
-        <w:rPr>
-          <w:sz w:val="24"/>
-          <w:szCs w:val="24"/>
-        </w:rPr>
-        <w:t xml:space="preserve"> </w:t>
-      </w:r>
-      <w:proofErr w:type="spellStart"/>
-      <w:r>
-        <w:rPr>
-          <w:sz w:val="24"/>
-          <w:szCs w:val="24"/>
-        </w:rPr>
-        <w:t>guard</w:t>
-      </w:r>
-      <w:proofErr w:type="spellEnd"/>
-      <w:r>
-        <w:rPr>
-          <w:sz w:val="24"/>
-          <w:szCs w:val="24"/>
-        </w:rPr>
-        <w:t>-ok)</w:t>
+      <w:r>
+        <w:rPr>
+          <w:sz w:val="24"/>
+          <w:szCs w:val="24"/>
+        </w:rPr>
+        <w:t>Angular Router (oldalak közötti navigáció és route guard-ok)</w:t>
       </w:r>
     </w:p>
     <w:p>
@@ -3948,37 +3676,12 @@
           <w:szCs w:val="24"/>
         </w:rPr>
       </w:pPr>
-      <w:proofErr w:type="spellStart"/>
-      <w:r>
-        <w:rPr>
-          <w:sz w:val="24"/>
-          <w:szCs w:val="24"/>
-        </w:rPr>
-        <w:t>Angular</w:t>
-      </w:r>
-      <w:proofErr w:type="spellEnd"/>
-      <w:r>
-        <w:rPr>
-          <w:sz w:val="24"/>
-          <w:szCs w:val="24"/>
-        </w:rPr>
-        <w:t xml:space="preserve"> </w:t>
-      </w:r>
-      <w:proofErr w:type="spellStart"/>
-      <w:r>
-        <w:rPr>
-          <w:sz w:val="24"/>
-          <w:szCs w:val="24"/>
-        </w:rPr>
-        <w:t>HttpClient</w:t>
-      </w:r>
-      <w:proofErr w:type="spellEnd"/>
-      <w:r>
-        <w:rPr>
-          <w:sz w:val="24"/>
-          <w:szCs w:val="24"/>
-        </w:rPr>
-        <w:t xml:space="preserve"> (REST API hívások)</w:t>
+      <w:r>
+        <w:rPr>
+          <w:sz w:val="24"/>
+          <w:szCs w:val="24"/>
+        </w:rPr>
+        <w:t>Angular HttpClient (REST API hívások)</w:t>
       </w:r>
     </w:p>
     <w:p>
@@ -3993,53 +3696,12 @@
           <w:szCs w:val="24"/>
         </w:rPr>
       </w:pPr>
-      <w:proofErr w:type="spellStart"/>
-      <w:r>
-        <w:rPr>
-          <w:sz w:val="24"/>
-          <w:szCs w:val="24"/>
-        </w:rPr>
-        <w:t>ngx</w:t>
-      </w:r>
-      <w:proofErr w:type="spellEnd"/>
-      <w:r>
-        <w:rPr>
-          <w:sz w:val="24"/>
-          <w:szCs w:val="24"/>
-        </w:rPr>
-        <w:t>-</w:t>
-      </w:r>
-      <w:proofErr w:type="spellStart"/>
-      <w:r>
-        <w:rPr>
-          <w:sz w:val="24"/>
-          <w:szCs w:val="24"/>
-        </w:rPr>
-        <w:t>cookie</w:t>
-      </w:r>
-      <w:proofErr w:type="spellEnd"/>
-      <w:r>
-        <w:rPr>
-          <w:sz w:val="24"/>
-          <w:szCs w:val="24"/>
-        </w:rPr>
-        <w:t>-service (</w:t>
-      </w:r>
-      <w:proofErr w:type="spellStart"/>
-      <w:r>
-        <w:rPr>
-          <w:sz w:val="24"/>
-          <w:szCs w:val="24"/>
-        </w:rPr>
-        <w:t>cookie</w:t>
-      </w:r>
-      <w:proofErr w:type="spellEnd"/>
-      <w:r>
-        <w:rPr>
-          <w:sz w:val="24"/>
-          <w:szCs w:val="24"/>
-        </w:rPr>
-        <w:t xml:space="preserve"> kezelés)</w:t>
+      <w:r>
+        <w:rPr>
+          <w:sz w:val="24"/>
+          <w:szCs w:val="24"/>
+        </w:rPr>
+        <w:t>ngx-cookie-service (cookie kezelés)</w:t>
       </w:r>
     </w:p>
     <w:p>
@@ -4054,21 +3716,12 @@
           <w:szCs w:val="24"/>
         </w:rPr>
       </w:pPr>
-      <w:proofErr w:type="spellStart"/>
-      <w:r>
-        <w:rPr>
-          <w:sz w:val="24"/>
-          <w:szCs w:val="24"/>
-        </w:rPr>
-        <w:t>TypeScript</w:t>
-      </w:r>
-      <w:proofErr w:type="spellEnd"/>
-      <w:r>
-        <w:rPr>
-          <w:sz w:val="24"/>
-          <w:szCs w:val="24"/>
-        </w:rPr>
-        <w:t xml:space="preserve"> (típusbiztos JavaScript)</w:t>
+      <w:r>
+        <w:rPr>
+          <w:sz w:val="24"/>
+          <w:szCs w:val="24"/>
+        </w:rPr>
+        <w:t>TypeScript (típusbiztos JavaScript)</w:t>
       </w:r>
     </w:p>
     <w:p>
@@ -4101,39 +3754,7 @@
           <w:sz w:val="24"/>
           <w:szCs w:val="24"/>
         </w:rPr>
-        <w:t xml:space="preserve">A frontend által használt REST API Spring Boot 4 keretrendszerrel, Java alapon lett fejlesztve. A fejlesztői környezet </w:t>
-      </w:r>
-      <w:proofErr w:type="spellStart"/>
-      <w:r>
-        <w:rPr>
-          <w:sz w:val="24"/>
-          <w:szCs w:val="24"/>
-        </w:rPr>
-        <w:t>IntelliJ</w:t>
-      </w:r>
-      <w:proofErr w:type="spellEnd"/>
-      <w:r>
-        <w:rPr>
-          <w:sz w:val="24"/>
-          <w:szCs w:val="24"/>
-        </w:rPr>
-        <w:t xml:space="preserve"> IDEA volt. A backend a következő főbb függőségeket (</w:t>
-      </w:r>
-      <w:proofErr w:type="spellStart"/>
-      <w:r>
-        <w:rPr>
-          <w:sz w:val="24"/>
-          <w:szCs w:val="24"/>
-        </w:rPr>
-        <w:t>dependency</w:t>
-      </w:r>
-      <w:proofErr w:type="spellEnd"/>
-      <w:r>
-        <w:rPr>
-          <w:sz w:val="24"/>
-          <w:szCs w:val="24"/>
-        </w:rPr>
-        <w:t>-ket) tartalmazza:</w:t>
+        <w:t>A frontend által használt REST API Spring Boot 4 keretrendszerrel, Java alapon lett fejlesztve. A fejlesztői környezet IntelliJ IDEA volt. A backend a következő főbb függőségeket (dependency-ket) tartalmazza:</w:t>
       </w:r>
     </w:p>
     <w:p>
@@ -4193,39 +3814,7 @@
           <w:sz w:val="24"/>
           <w:szCs w:val="24"/>
         </w:rPr>
-        <w:t xml:space="preserve">Spring Boot Starter </w:t>
-      </w:r>
-      <w:proofErr w:type="spellStart"/>
-      <w:r>
-        <w:rPr>
-          <w:sz w:val="24"/>
-          <w:szCs w:val="24"/>
-        </w:rPr>
-        <w:t>Security</w:t>
-      </w:r>
-      <w:proofErr w:type="spellEnd"/>
-      <w:r>
-        <w:rPr>
-          <w:sz w:val="24"/>
-          <w:szCs w:val="24"/>
-        </w:rPr>
-        <w:t xml:space="preserve"> (biztonság, </w:t>
-      </w:r>
-      <w:proofErr w:type="spellStart"/>
-      <w:r>
-        <w:rPr>
-          <w:sz w:val="24"/>
-          <w:szCs w:val="24"/>
-        </w:rPr>
-        <w:t>autentikáció</w:t>
-      </w:r>
-      <w:proofErr w:type="spellEnd"/>
-      <w:r>
-        <w:rPr>
-          <w:sz w:val="24"/>
-          <w:szCs w:val="24"/>
-        </w:rPr>
-        <w:t>)</w:t>
+        <w:t>Spring Boot Starter Security (biztonság, autentikáció)</w:t>
       </w:r>
     </w:p>
     <w:p>
@@ -4265,23 +3854,7 @@
           <w:sz w:val="24"/>
           <w:szCs w:val="24"/>
         </w:rPr>
-        <w:t xml:space="preserve">Spring Boot </w:t>
-      </w:r>
-      <w:proofErr w:type="spellStart"/>
-      <w:r>
-        <w:rPr>
-          <w:sz w:val="24"/>
-          <w:szCs w:val="24"/>
-        </w:rPr>
-        <w:t>Actuator</w:t>
-      </w:r>
-      <w:proofErr w:type="spellEnd"/>
-      <w:r>
-        <w:rPr>
-          <w:sz w:val="24"/>
-          <w:szCs w:val="24"/>
-        </w:rPr>
-        <w:t xml:space="preserve"> (alkalmazás monitorozás)</w:t>
+        <w:t>Spring Boot Actuator (alkalmazás monitorozás)</w:t>
       </w:r>
     </w:p>
     <w:p>
@@ -4301,23 +3874,7 @@
           <w:sz w:val="24"/>
           <w:szCs w:val="24"/>
         </w:rPr>
-        <w:t xml:space="preserve">Spring Boot </w:t>
-      </w:r>
-      <w:proofErr w:type="spellStart"/>
-      <w:r>
-        <w:rPr>
-          <w:sz w:val="24"/>
-          <w:szCs w:val="24"/>
-        </w:rPr>
-        <w:t>DevTools</w:t>
-      </w:r>
-      <w:proofErr w:type="spellEnd"/>
-      <w:r>
-        <w:rPr>
-          <w:sz w:val="24"/>
-          <w:szCs w:val="24"/>
-        </w:rPr>
-        <w:t xml:space="preserve"> (fejlesztői gyorsítás)</w:t>
+        <w:t>Spring Boot DevTools (fejlesztői gyorsítás)</w:t>
       </w:r>
     </w:p>
     <w:p>
@@ -4332,37 +3889,12 @@
           <w:szCs w:val="24"/>
         </w:rPr>
       </w:pPr>
-      <w:proofErr w:type="spellStart"/>
-      <w:r>
-        <w:rPr>
-          <w:sz w:val="24"/>
-          <w:szCs w:val="24"/>
-        </w:rPr>
-        <w:t>MySQL</w:t>
-      </w:r>
-      <w:proofErr w:type="spellEnd"/>
-      <w:r>
-        <w:rPr>
-          <w:sz w:val="24"/>
-          <w:szCs w:val="24"/>
-        </w:rPr>
-        <w:t xml:space="preserve"> </w:t>
-      </w:r>
-      <w:proofErr w:type="spellStart"/>
-      <w:r>
-        <w:rPr>
-          <w:sz w:val="24"/>
-          <w:szCs w:val="24"/>
-        </w:rPr>
-        <w:t>Connector</w:t>
-      </w:r>
-      <w:proofErr w:type="spellEnd"/>
-      <w:r>
-        <w:rPr>
-          <w:sz w:val="24"/>
-          <w:szCs w:val="24"/>
-        </w:rPr>
-        <w:t xml:space="preserve"> (adatbázis kapcsolat)</w:t>
+      <w:r>
+        <w:rPr>
+          <w:sz w:val="24"/>
+          <w:szCs w:val="24"/>
+        </w:rPr>
+        <w:t>MySQL Connector (adatbázis kapcsolat)</w:t>
       </w:r>
     </w:p>
     <w:p>
@@ -4382,39 +3914,7 @@
           <w:sz w:val="24"/>
           <w:szCs w:val="24"/>
         </w:rPr>
-        <w:t>Project Lombok (</w:t>
-      </w:r>
-      <w:proofErr w:type="spellStart"/>
-      <w:r>
-        <w:rPr>
-          <w:sz w:val="24"/>
-          <w:szCs w:val="24"/>
-        </w:rPr>
-        <w:t>getter</w:t>
-      </w:r>
-      <w:proofErr w:type="spellEnd"/>
-      <w:r>
-        <w:rPr>
-          <w:sz w:val="24"/>
-          <w:szCs w:val="24"/>
-        </w:rPr>
-        <w:t>/</w:t>
-      </w:r>
-      <w:proofErr w:type="spellStart"/>
-      <w:r>
-        <w:rPr>
-          <w:sz w:val="24"/>
-          <w:szCs w:val="24"/>
-        </w:rPr>
-        <w:t>setter</w:t>
-      </w:r>
-      <w:proofErr w:type="spellEnd"/>
-      <w:r>
-        <w:rPr>
-          <w:sz w:val="24"/>
-          <w:szCs w:val="24"/>
-        </w:rPr>
-        <w:t xml:space="preserve"> kód generálás)</w:t>
+        <w:t>Project Lombok (getter/setter kód generálás)</w:t>
       </w:r>
     </w:p>
     <w:p>
@@ -4449,39 +3949,7 @@
           <w:sz w:val="24"/>
           <w:szCs w:val="24"/>
         </w:rPr>
-        <w:t xml:space="preserve">Az adatbázis </w:t>
-      </w:r>
-      <w:proofErr w:type="spellStart"/>
-      <w:r>
-        <w:rPr>
-          <w:sz w:val="24"/>
-          <w:szCs w:val="24"/>
-        </w:rPr>
-        <w:t>MySQL</w:t>
-      </w:r>
-      <w:proofErr w:type="spellEnd"/>
-      <w:r>
-        <w:rPr>
-          <w:sz w:val="24"/>
-          <w:szCs w:val="24"/>
-        </w:rPr>
-        <w:t xml:space="preserve"> alapú, relációs adatbázis. Az adatbázis neve </w:t>
-      </w:r>
-      <w:proofErr w:type="spellStart"/>
-      <w:r>
-        <w:rPr>
-          <w:sz w:val="24"/>
-          <w:szCs w:val="24"/>
-        </w:rPr>
-        <w:t>furniture_store</w:t>
-      </w:r>
-      <w:proofErr w:type="spellEnd"/>
-      <w:r>
-        <w:rPr>
-          <w:sz w:val="24"/>
-          <w:szCs w:val="24"/>
-        </w:rPr>
-        <w:t xml:space="preserve">. A Spring Data JPA </w:t>
+        <w:t xml:space="preserve">Az adatbázis MySQL alapú, relációs adatbázis. Az adatbázis neve furniture_store. A Spring Data JPA </w:t>
       </w:r>
       <w:r>
         <w:rPr>
@@ -4489,39 +3957,7 @@
           <w:szCs w:val="24"/>
         </w:rPr>
         <w:lastRenderedPageBreak/>
-        <w:t>réteg gondoskodik az adatbázis és a Java objektumok közötti leképezésről (ORM). A fontosabb lekérdezések tárolt eljárásokkal (</w:t>
-      </w:r>
-      <w:proofErr w:type="spellStart"/>
-      <w:r>
-        <w:rPr>
-          <w:sz w:val="24"/>
-          <w:szCs w:val="24"/>
-        </w:rPr>
-        <w:t>stored</w:t>
-      </w:r>
-      <w:proofErr w:type="spellEnd"/>
-      <w:r>
-        <w:rPr>
-          <w:sz w:val="24"/>
-          <w:szCs w:val="24"/>
-        </w:rPr>
-        <w:t xml:space="preserve"> </w:t>
-      </w:r>
-      <w:proofErr w:type="spellStart"/>
-      <w:r>
-        <w:rPr>
-          <w:sz w:val="24"/>
-          <w:szCs w:val="24"/>
-        </w:rPr>
-        <w:t>procedure</w:t>
-      </w:r>
-      <w:proofErr w:type="spellEnd"/>
-      <w:r>
-        <w:rPr>
-          <w:sz w:val="24"/>
-          <w:szCs w:val="24"/>
-        </w:rPr>
-        <w:t>) is meg vannak valósítva, amelyeket a Spring @NamedStoredProcedureQuery annotációval hív meg.</w:t>
+        <w:t>réteg gondoskodik az adatbázis és a Java objektumok közötti leképezésről (ORM). A fontosabb lekérdezések tárolt eljárásokkal (stored procedure) is meg vannak valósítva, amelyeket a Spring @NamedStoredProcedureQuery annotációval hív meg.</w:t>
       </w:r>
     </w:p>
     <w:p>
@@ -4571,64 +4007,20 @@
           <w:szCs w:val="24"/>
         </w:rPr>
       </w:pPr>
-      <w:proofErr w:type="spellStart"/>
       <w:r>
         <w:rPr>
           <w:b/>
           <w:sz w:val="24"/>
           <w:szCs w:val="24"/>
         </w:rPr>
-        <w:t>Git</w:t>
-      </w:r>
-      <w:proofErr w:type="spellEnd"/>
-      <w:r>
-        <w:rPr>
-          <w:b/>
-          <w:sz w:val="24"/>
-          <w:szCs w:val="24"/>
-        </w:rPr>
-        <w:t xml:space="preserve"> / GitHub </w:t>
-      </w:r>
-      <w:proofErr w:type="spellStart"/>
-      <w:r>
-        <w:rPr>
-          <w:b/>
-          <w:sz w:val="24"/>
-          <w:szCs w:val="24"/>
-        </w:rPr>
-        <w:t>Desktop</w:t>
-      </w:r>
-      <w:proofErr w:type="spellEnd"/>
-      <w:r>
-        <w:rPr>
-          <w:b/>
-          <w:sz w:val="24"/>
-          <w:szCs w:val="24"/>
-        </w:rPr>
-        <w:t xml:space="preserve">: </w:t>
-      </w:r>
-      <w:r>
-        <w:rPr>
-          <w:sz w:val="24"/>
-          <w:szCs w:val="24"/>
-        </w:rPr>
-        <w:t>Verziókezelő rendszer. Segítségével a csapattagok nyomon követhették egymás munkáját, és az ágak (</w:t>
-      </w:r>
-      <w:proofErr w:type="spellStart"/>
-      <w:r>
-        <w:rPr>
-          <w:sz w:val="24"/>
-          <w:szCs w:val="24"/>
-        </w:rPr>
-        <w:t>branch</w:t>
-      </w:r>
-      <w:proofErr w:type="spellEnd"/>
-      <w:r>
-        <w:rPr>
-          <w:sz w:val="24"/>
-          <w:szCs w:val="24"/>
-        </w:rPr>
-        <w:t>-ek) segítségével párhuzamosan tudtak fejleszteni.</w:t>
+        <w:t xml:space="preserve">Git / GitHub Desktop: </w:t>
+      </w:r>
+      <w:r>
+        <w:rPr>
+          <w:sz w:val="24"/>
+          <w:szCs w:val="24"/>
+        </w:rPr>
+        <w:t>Verziókezelő rendszer. Segítségével a csapattagok nyomon követhették egymás munkáját, és az ágak (branch-ek) segítségével párhuzamosan tudtak fejleszteni.</w:t>
       </w:r>
     </w:p>
     <w:p>
@@ -4671,46 +4063,20 @@
           <w:szCs w:val="24"/>
         </w:rPr>
       </w:pPr>
-      <w:proofErr w:type="spellStart"/>
       <w:r>
         <w:rPr>
           <w:b/>
           <w:sz w:val="24"/>
           <w:szCs w:val="24"/>
         </w:rPr>
-        <w:t>phpMyAdmin</w:t>
-      </w:r>
-      <w:proofErr w:type="spellEnd"/>
-      <w:r>
-        <w:rPr>
-          <w:b/>
-          <w:sz w:val="24"/>
-          <w:szCs w:val="24"/>
-        </w:rPr>
-        <w:t xml:space="preserve">: </w:t>
-      </w:r>
-      <w:r>
-        <w:rPr>
-          <w:sz w:val="24"/>
-          <w:szCs w:val="24"/>
-        </w:rPr>
-        <w:t xml:space="preserve">A </w:t>
-      </w:r>
-      <w:proofErr w:type="spellStart"/>
-      <w:r>
-        <w:rPr>
-          <w:sz w:val="24"/>
-          <w:szCs w:val="24"/>
-        </w:rPr>
-        <w:t>MySQL</w:t>
-      </w:r>
-      <w:proofErr w:type="spellEnd"/>
-      <w:r>
-        <w:rPr>
-          <w:sz w:val="24"/>
-          <w:szCs w:val="24"/>
-        </w:rPr>
-        <w:t xml:space="preserve"> adatbázis grafikus felületű kezelőeszköze, amellyel az adatbázis sémáját és adatait lehetett ellenőrizni fejlesztés közben.</w:t>
+        <w:t xml:space="preserve">phpMyAdmin: </w:t>
+      </w:r>
+      <w:r>
+        <w:rPr>
+          <w:sz w:val="24"/>
+          <w:szCs w:val="24"/>
+        </w:rPr>
+        <w:t>A MySQL adatbázis grafikus felületű kezelőeszköze, amellyel az adatbázis sémáját és adatait lehetett ellenőrizni fejlesztés közben.</w:t>
       </w:r>
     </w:p>
     <w:p>
@@ -4744,55 +4110,7 @@
           <w:sz w:val="24"/>
           <w:szCs w:val="24"/>
         </w:rPr>
-        <w:t xml:space="preserve">A </w:t>
-      </w:r>
-      <w:proofErr w:type="spellStart"/>
-      <w:r>
-        <w:rPr>
-          <w:sz w:val="24"/>
-          <w:szCs w:val="24"/>
-        </w:rPr>
-        <w:t>furniture_store</w:t>
-      </w:r>
-      <w:proofErr w:type="spellEnd"/>
-      <w:r>
-        <w:rPr>
-          <w:sz w:val="24"/>
-          <w:szCs w:val="24"/>
-        </w:rPr>
-        <w:t xml:space="preserve"> adatbázis relációs modellre épül, és az OOP elveit tükrözi: minden tábla egy-egy entitásnak felel meg. Az összes tábla rendelkezik elsődleges kulccsal (</w:t>
-      </w:r>
-      <w:proofErr w:type="spellStart"/>
-      <w:r>
-        <w:rPr>
-          <w:sz w:val="24"/>
-          <w:szCs w:val="24"/>
-        </w:rPr>
-        <w:t>Primary</w:t>
-      </w:r>
-      <w:proofErr w:type="spellEnd"/>
-      <w:r>
-        <w:rPr>
-          <w:sz w:val="24"/>
-          <w:szCs w:val="24"/>
-        </w:rPr>
-        <w:t xml:space="preserve"> Key), és az egymásra való hivatkozás idegen kulccsal (</w:t>
-      </w:r>
-      <w:proofErr w:type="spellStart"/>
-      <w:r>
-        <w:rPr>
-          <w:sz w:val="24"/>
-          <w:szCs w:val="24"/>
-        </w:rPr>
-        <w:t>Foreign</w:t>
-      </w:r>
-      <w:proofErr w:type="spellEnd"/>
-      <w:r>
-        <w:rPr>
-          <w:sz w:val="24"/>
-          <w:szCs w:val="24"/>
-        </w:rPr>
-        <w:t xml:space="preserve"> Key) valósul meg.</w:t>
+        <w:t>A furniture_store adatbázis relációs modellre épül, és az OOP elveit tükrözi: minden tábla egy-egy entitásnak felel meg. Az összes tábla rendelkezik elsődleges kulccsal (Primary Key), és az egymásra való hivatkozás idegen kulccsal (Foreign Key) valósul meg.</w:t>
       </w:r>
     </w:p>
     <w:p>
@@ -4835,55 +4153,7 @@
           <w:sz w:val="24"/>
           <w:szCs w:val="24"/>
         </w:rPr>
-        <w:t xml:space="preserve">A </w:t>
-      </w:r>
-      <w:proofErr w:type="spellStart"/>
-      <w:r>
-        <w:rPr>
-          <w:sz w:val="24"/>
-          <w:szCs w:val="24"/>
-        </w:rPr>
-        <w:t>user</w:t>
-      </w:r>
-      <w:proofErr w:type="spellEnd"/>
-      <w:r>
-        <w:rPr>
-          <w:sz w:val="24"/>
-          <w:szCs w:val="24"/>
-        </w:rPr>
-        <w:t xml:space="preserve"> tábla tárolja a felhasználók alapadatait (felhasználónév, e-mail, telefonszám, jelszó </w:t>
-      </w:r>
-      <w:proofErr w:type="spellStart"/>
-      <w:r>
-        <w:rPr>
-          <w:sz w:val="24"/>
-          <w:szCs w:val="24"/>
-        </w:rPr>
-        <w:t>hash</w:t>
-      </w:r>
-      <w:proofErr w:type="spellEnd"/>
-      <w:r>
-        <w:rPr>
-          <w:sz w:val="24"/>
-          <w:szCs w:val="24"/>
-        </w:rPr>
-        <w:t xml:space="preserve">, profilkép elérési útja). A felhasználói jogosultságokat a </w:t>
-      </w:r>
-      <w:proofErr w:type="spellStart"/>
-      <w:r>
-        <w:rPr>
-          <w:sz w:val="24"/>
-          <w:szCs w:val="24"/>
-        </w:rPr>
-        <w:t>role</w:t>
-      </w:r>
-      <w:proofErr w:type="spellEnd"/>
-      <w:r>
-        <w:rPr>
-          <w:sz w:val="24"/>
-          <w:szCs w:val="24"/>
-        </w:rPr>
-        <w:t xml:space="preserve"> tábla tartalmazza.</w:t>
+        <w:t>A user tábla tárolja a felhasználók alapadatait (felhasználónév, e-mail, telefonszám, jelszó hash, profilkép elérési útja). A felhasználói jogosultságokat a role tábla tartalmazza.</w:t>
       </w:r>
     </w:p>
     <w:p>
@@ -4911,55 +4181,7 @@
           <w:sz w:val="24"/>
           <w:szCs w:val="24"/>
         </w:rPr>
-        <w:t xml:space="preserve">A </w:t>
-      </w:r>
-      <w:proofErr w:type="spellStart"/>
-      <w:r>
-        <w:rPr>
-          <w:sz w:val="24"/>
-          <w:szCs w:val="24"/>
-        </w:rPr>
-        <w:t>product</w:t>
-      </w:r>
-      <w:proofErr w:type="spellEnd"/>
-      <w:r>
-        <w:rPr>
-          <w:sz w:val="24"/>
-          <w:szCs w:val="24"/>
-        </w:rPr>
-        <w:t xml:space="preserve"> tábla tartalmazza a termék nevét, leírását, méreteit (magasság, szélesség, mélység cm-ben), tömegét (kg), árát, képelérési útjait és stílusát. Ehhez kapcsolódik a </w:t>
-      </w:r>
-      <w:proofErr w:type="spellStart"/>
-      <w:r>
-        <w:rPr>
-          <w:sz w:val="24"/>
-          <w:szCs w:val="24"/>
-        </w:rPr>
-        <w:t>category</w:t>
-      </w:r>
-      <w:proofErr w:type="spellEnd"/>
-      <w:r>
-        <w:rPr>
-          <w:sz w:val="24"/>
-          <w:szCs w:val="24"/>
-        </w:rPr>
-        <w:t xml:space="preserve"> (termékkategória, szülő-gyerek hierarchiával) és a </w:t>
-      </w:r>
-      <w:proofErr w:type="spellStart"/>
-      <w:r>
-        <w:rPr>
-          <w:sz w:val="24"/>
-          <w:szCs w:val="24"/>
-        </w:rPr>
-        <w:t>brand</w:t>
-      </w:r>
-      <w:proofErr w:type="spellEnd"/>
-      <w:r>
-        <w:rPr>
-          <w:sz w:val="24"/>
-          <w:szCs w:val="24"/>
-        </w:rPr>
-        <w:t xml:space="preserve"> (márka) tábla.</w:t>
+        <w:t>A product tábla tartalmazza a termék nevét, leírását, méreteit (magasság, szélesség, mélység cm-ben), tömegét (kg), árát, képelérési útjait és stílusát. Ehhez kapcsolódik a category (termékkategória, szülő-gyerek hierarchiával) és a brand (márka) tábla.</w:t>
       </w:r>
     </w:p>
     <w:p>
@@ -4987,39 +4209,7 @@
           <w:sz w:val="24"/>
           <w:szCs w:val="24"/>
         </w:rPr>
-        <w:t xml:space="preserve">A </w:t>
-      </w:r>
-      <w:proofErr w:type="spellStart"/>
-      <w:r>
-        <w:rPr>
-          <w:sz w:val="24"/>
-          <w:szCs w:val="24"/>
-        </w:rPr>
-        <w:t>cart</w:t>
-      </w:r>
-      <w:proofErr w:type="spellEnd"/>
-      <w:r>
-        <w:rPr>
-          <w:sz w:val="24"/>
-          <w:szCs w:val="24"/>
-        </w:rPr>
-        <w:t xml:space="preserve"> tábla az adott felhasználóhoz tartozó kosarat jelöli, a </w:t>
-      </w:r>
-      <w:proofErr w:type="spellStart"/>
-      <w:r>
-        <w:rPr>
-          <w:sz w:val="24"/>
-          <w:szCs w:val="24"/>
-        </w:rPr>
-        <w:t>cart_product</w:t>
-      </w:r>
-      <w:proofErr w:type="spellEnd"/>
-      <w:r>
-        <w:rPr>
-          <w:sz w:val="24"/>
-          <w:szCs w:val="24"/>
-        </w:rPr>
-        <w:t xml:space="preserve"> tábla pedig a kosárban lévő termékeket és azok darabszámát tárolja.</w:t>
+        <w:t>A cart tábla az adott felhasználóhoz tartozó kosarat jelöli, a cart_product tábla pedig a kosárban lévő termékeket és azok darabszámát tárolja.</w:t>
       </w:r>
     </w:p>
     <w:p>
@@ -5047,71 +4237,7 @@
           <w:sz w:val="24"/>
           <w:szCs w:val="24"/>
         </w:rPr>
-        <w:t xml:space="preserve">Az </w:t>
-      </w:r>
-      <w:proofErr w:type="spellStart"/>
-      <w:r>
-        <w:rPr>
-          <w:sz w:val="24"/>
-          <w:szCs w:val="24"/>
-        </w:rPr>
-        <w:t>order_history</w:t>
-      </w:r>
-      <w:proofErr w:type="spellEnd"/>
-      <w:r>
-        <w:rPr>
-          <w:sz w:val="24"/>
-          <w:szCs w:val="24"/>
-        </w:rPr>
-        <w:t xml:space="preserve"> tábla a leadott rendeléseket tartalmazza (dátum, összeg, státusz, fizetési mód). Az </w:t>
-      </w:r>
-      <w:proofErr w:type="spellStart"/>
-      <w:r>
-        <w:rPr>
-          <w:sz w:val="24"/>
-          <w:szCs w:val="24"/>
-        </w:rPr>
-        <w:t>order_product</w:t>
-      </w:r>
-      <w:proofErr w:type="spellEnd"/>
-      <w:r>
-        <w:rPr>
-          <w:sz w:val="24"/>
-          <w:szCs w:val="24"/>
-        </w:rPr>
-        <w:t xml:space="preserve"> tábla az egyes rendelések tételeit tárolja. A </w:t>
-      </w:r>
-      <w:proofErr w:type="spellStart"/>
-      <w:r>
-        <w:rPr>
-          <w:sz w:val="24"/>
-          <w:szCs w:val="24"/>
-        </w:rPr>
-        <w:t>billing_detail</w:t>
-      </w:r>
-      <w:proofErr w:type="spellEnd"/>
-      <w:r>
-        <w:rPr>
-          <w:sz w:val="24"/>
-          <w:szCs w:val="24"/>
-        </w:rPr>
-        <w:t xml:space="preserve"> és </w:t>
-      </w:r>
-      <w:proofErr w:type="spellStart"/>
-      <w:r>
-        <w:rPr>
-          <w:sz w:val="24"/>
-          <w:szCs w:val="24"/>
-        </w:rPr>
-        <w:t>transport_detail</w:t>
-      </w:r>
-      <w:proofErr w:type="spellEnd"/>
-      <w:r>
-        <w:rPr>
-          <w:sz w:val="24"/>
-          <w:szCs w:val="24"/>
-        </w:rPr>
-        <w:t xml:space="preserve"> táblák a számlázási és szállítási adatokat tartják nyilván (cím, irányítószám, ország stb.).</w:t>
+        <w:t>Az order_history tábla a leadott rendeléseket tartalmazza (dátum, összeg, státusz, fizetési mód). Az order_product tábla az egyes rendelések tételeit tárolja. A billing_detail és transport_detail táblák a számlázási és szállítási adatokat tartják nyilván (cím, irányítószám, ország stb.).</w:t>
       </w:r>
     </w:p>
     <w:p>
@@ -5139,23 +4265,7 @@
           <w:sz w:val="24"/>
           <w:szCs w:val="24"/>
         </w:rPr>
-        <w:t xml:space="preserve">A </w:t>
-      </w:r>
-      <w:proofErr w:type="spellStart"/>
-      <w:r>
-        <w:rPr>
-          <w:sz w:val="24"/>
-          <w:szCs w:val="24"/>
-        </w:rPr>
-        <w:t>review</w:t>
-      </w:r>
-      <w:proofErr w:type="spellEnd"/>
-      <w:r>
-        <w:rPr>
-          <w:sz w:val="24"/>
-          <w:szCs w:val="24"/>
-        </w:rPr>
-        <w:t xml:space="preserve"> tábla lehetővé teszi, hogy a felhasználók értékelést írjanak az egyes termékekről (szöveg, csillagok, dátum).</w:t>
+        <w:t>A review tábla lehetővé teszi, hogy a felhasználók értékelést írjanak az egyes termékekről (szöveg, csillagok, dátum).</w:t>
       </w:r>
     </w:p>
     <w:p>
@@ -5183,39 +4293,7 @@
           <w:sz w:val="24"/>
           <w:szCs w:val="24"/>
         </w:rPr>
-        <w:t xml:space="preserve">A status (rendelési állapotok), </w:t>
-      </w:r>
-      <w:proofErr w:type="spellStart"/>
-      <w:r>
-        <w:rPr>
-          <w:sz w:val="24"/>
-          <w:szCs w:val="24"/>
-        </w:rPr>
-        <w:t>payment_method</w:t>
-      </w:r>
-      <w:proofErr w:type="spellEnd"/>
-      <w:r>
-        <w:rPr>
-          <w:sz w:val="24"/>
-          <w:szCs w:val="24"/>
-        </w:rPr>
-        <w:t xml:space="preserve"> (fizetési módok), </w:t>
-      </w:r>
-      <w:proofErr w:type="spellStart"/>
-      <w:r>
-        <w:rPr>
-          <w:sz w:val="24"/>
-          <w:szCs w:val="24"/>
-        </w:rPr>
-        <w:t>address_type</w:t>
-      </w:r>
-      <w:proofErr w:type="spellEnd"/>
-      <w:r>
-        <w:rPr>
-          <w:sz w:val="24"/>
-          <w:szCs w:val="24"/>
-        </w:rPr>
-        <w:t xml:space="preserve"> (cím típusok) táblák a szótárszerű adatokat tárolják.</w:t>
+        <w:t>A status (rendelési állapotok), payment_method (fizetési módok), address_type (cím típusok) táblák a szótárszerű adatokat tárolják.</w:t>
       </w:r>
     </w:p>
     <w:p>
@@ -5297,23 +4375,7 @@
           <w:sz w:val="24"/>
           <w:szCs w:val="24"/>
         </w:rPr>
-        <w:t xml:space="preserve">A frontend tesztelése Google Chrome böngészőben történt, ahol az összes oldalt és funkciót manuálisan </w:t>
-      </w:r>
-      <w:proofErr w:type="spellStart"/>
-      <w:r>
-        <w:rPr>
-          <w:sz w:val="24"/>
-          <w:szCs w:val="24"/>
-        </w:rPr>
-        <w:t>végigpróbáltuk</w:t>
-      </w:r>
-      <w:proofErr w:type="spellEnd"/>
-      <w:r>
-        <w:rPr>
-          <w:sz w:val="24"/>
-          <w:szCs w:val="24"/>
-        </w:rPr>
-        <w:t>. A backend végpontjait Postman segítségével teszteltük: az összes REST API hívást (GET, POST, PUT, DELETE) kézzel futtattuk, ellenőrizve a visszakapott státuszkódokat és JSON adatokat.</w:t>
+        <w:t>A frontend tesztelése Google Chrome böngészőben történt, ahol az összes oldalt és funkciót manuálisan végigpróbáltuk. A backend végpontjait Postman segítségével teszteltük: az összes REST API hívást (GET, POST, PUT, DELETE) kézzel futtattuk, ellenőrizve a visszakapott státuszkódokat és JSON adatokat.</w:t>
       </w:r>
     </w:p>
     <w:p>
@@ -5341,71 +4403,7 @@
           <w:sz w:val="24"/>
           <w:szCs w:val="24"/>
         </w:rPr>
-        <w:t xml:space="preserve">A frontend és backend kommunikációját az </w:t>
-      </w:r>
-      <w:proofErr w:type="spellStart"/>
-      <w:r>
-        <w:rPr>
-          <w:sz w:val="24"/>
-          <w:szCs w:val="24"/>
-        </w:rPr>
-        <w:t>Angular</w:t>
-      </w:r>
-      <w:proofErr w:type="spellEnd"/>
-      <w:r>
-        <w:rPr>
-          <w:sz w:val="24"/>
-          <w:szCs w:val="24"/>
-        </w:rPr>
-        <w:t xml:space="preserve"> alkalmazás és a futó Spring Boot szerver között élőben is teszteltük, különös figyelmet fordítva a JWT </w:t>
-      </w:r>
-      <w:proofErr w:type="spellStart"/>
-      <w:r>
-        <w:rPr>
-          <w:sz w:val="24"/>
-          <w:szCs w:val="24"/>
-        </w:rPr>
-        <w:t>token</w:t>
-      </w:r>
-      <w:proofErr w:type="spellEnd"/>
-      <w:r>
-        <w:rPr>
-          <w:sz w:val="24"/>
-          <w:szCs w:val="24"/>
-        </w:rPr>
-        <w:t xml:space="preserve"> kezelésére, a </w:t>
-      </w:r>
-      <w:proofErr w:type="spellStart"/>
-      <w:r>
-        <w:rPr>
-          <w:sz w:val="24"/>
-          <w:szCs w:val="24"/>
-        </w:rPr>
-        <w:t>cookie</w:t>
-      </w:r>
-      <w:proofErr w:type="spellEnd"/>
-      <w:r>
-        <w:rPr>
-          <w:sz w:val="24"/>
-          <w:szCs w:val="24"/>
-        </w:rPr>
-        <w:t xml:space="preserve">-k küldésére és az </w:t>
-      </w:r>
-      <w:proofErr w:type="spellStart"/>
-      <w:r>
-        <w:rPr>
-          <w:sz w:val="24"/>
-          <w:szCs w:val="24"/>
-        </w:rPr>
-        <w:t>interceptorok</w:t>
-      </w:r>
-      <w:proofErr w:type="spellEnd"/>
-      <w:r>
-        <w:rPr>
-          <w:sz w:val="24"/>
-          <w:szCs w:val="24"/>
-        </w:rPr>
-        <w:t xml:space="preserve"> helyes működésére.</w:t>
+        <w:t>A frontend és backend kommunikációját az Angular alkalmazás és a futó Spring Boot szerver között élőben is teszteltük, különös figyelmet fordítva a JWT token kezelésére, a cookie-k küldésére és az interceptorok helyes működésére.</w:t>
       </w:r>
     </w:p>
     <w:p>
@@ -5531,54 +4529,22 @@
           <w:sz w:val="24"/>
           <w:szCs w:val="24"/>
         </w:rPr>
-        <w:t xml:space="preserve">Az adminisztrátor hozzáfér az </w:t>
-      </w:r>
-      <w:proofErr w:type="spellStart"/>
-      <w:r>
-        <w:rPr>
-          <w:sz w:val="24"/>
-          <w:szCs w:val="24"/>
-        </w:rPr>
-        <w:t>admin</w:t>
-      </w:r>
-      <w:proofErr w:type="spellEnd"/>
-      <w:r>
-        <w:rPr>
-          <w:sz w:val="24"/>
-          <w:szCs w:val="24"/>
-        </w:rPr>
-        <w:t xml:space="preserve"> panelhez, ahol három területet kezelhet: a termékkezelő felületen új termékeket vehet fel, módosíthat vagy törölhet meglévőket; a felhasználókezelő felületen az összes regisztrált felhasználót látja; a rendeléskezelő oldalon a leadott rendeléseket tekintheti meg és kezelheti.</w:t>
-      </w:r>
-    </w:p>
-    <w:p>
-      <w:pPr>
-        <w:rPr>
-          <w:sz w:val="24"/>
-          <w:szCs w:val="24"/>
-        </w:rPr>
-      </w:pPr>
-      <w:r>
-        <w:rPr>
-          <w:sz w:val="24"/>
-          <w:szCs w:val="24"/>
-        </w:rPr>
-        <w:t xml:space="preserve">A navigáció állapottól függően változik: bejelentkezés előtt a menüben a Bejelentkezés és Regisztráció lehetőségek jelennek meg, bejelentkezés után a Profil és Kijelentkezés opciók láthatóak. Adminisztrátori fiókkal az </w:t>
-      </w:r>
-      <w:proofErr w:type="spellStart"/>
-      <w:r>
-        <w:rPr>
-          <w:sz w:val="24"/>
-          <w:szCs w:val="24"/>
-        </w:rPr>
-        <w:t>Admin</w:t>
-      </w:r>
-      <w:proofErr w:type="spellEnd"/>
-      <w:r>
-        <w:rPr>
-          <w:sz w:val="24"/>
-          <w:szCs w:val="24"/>
-        </w:rPr>
-        <w:t xml:space="preserve"> panel menüpont is megjelenik.</w:t>
+        <w:t>Az adminisztrátor hozzáfér az admin panelhez, ahol három területet kezelhet: a termékkezelő felületen új termékeket vehet fel, módosíthat vagy törölhet meglévőket; a felhasználókezelő felületen az összes regisztrált felhasználót látja; a rendeléskezelő oldalon a leadott rendeléseket tekintheti meg és kezelheti.</w:t>
+      </w:r>
+    </w:p>
+    <w:p>
+      <w:pPr>
+        <w:rPr>
+          <w:sz w:val="24"/>
+          <w:szCs w:val="24"/>
+        </w:rPr>
+      </w:pPr>
+      <w:r>
+        <w:rPr>
+          <w:sz w:val="24"/>
+          <w:szCs w:val="24"/>
+        </w:rPr>
+        <w:t>A navigáció állapottól függően változik: bejelentkezés előtt a menüben a Bejelentkezés és Regisztráció lehetőségek jelennek meg, bejelentkezés után a Profil és Kijelentkezés opciók láthatóak. Adminisztrátori fiókkal az Admin panel menüpont is megjelenik.</w:t>
       </w:r>
     </w:p>
     <w:p>
@@ -5615,23 +4581,7 @@
           <w:sz w:val="24"/>
           <w:szCs w:val="24"/>
         </w:rPr>
-        <w:t xml:space="preserve">6.1 API </w:t>
-      </w:r>
-      <w:proofErr w:type="spellStart"/>
-      <w:r>
-        <w:rPr>
-          <w:sz w:val="24"/>
-          <w:szCs w:val="24"/>
-        </w:rPr>
-        <w:t>rétegeinek</w:t>
-      </w:r>
-      <w:proofErr w:type="spellEnd"/>
-      <w:r>
-        <w:rPr>
-          <w:sz w:val="24"/>
-          <w:szCs w:val="24"/>
-        </w:rPr>
-        <w:t xml:space="preserve"> felépítése és szerepkörei</w:t>
+        <w:t>6.1 API rétegeinek felépítése és szerepkörei</w:t>
       </w:r>
       <w:bookmarkEnd w:id="22"/>
       <w:bookmarkEnd w:id="23"/>
@@ -5648,23 +4598,7 @@
           <w:sz w:val="24"/>
           <w:szCs w:val="24"/>
         </w:rPr>
-        <w:t>A backend rétegzettsége törekszik arra, hogy a kód letisztult és könnyen karbantartható legyen. Az API az alábbi csomagokra (</w:t>
-      </w:r>
-      <w:proofErr w:type="spellStart"/>
-      <w:r>
-        <w:rPr>
-          <w:sz w:val="24"/>
-          <w:szCs w:val="24"/>
-        </w:rPr>
-        <w:t>package-ekre</w:t>
-      </w:r>
-      <w:proofErr w:type="spellEnd"/>
-      <w:r>
-        <w:rPr>
-          <w:sz w:val="24"/>
-          <w:szCs w:val="24"/>
-        </w:rPr>
-        <w:t>) épül:</w:t>
+        <w:t>A backend rétegzettsége törekszik arra, hogy a kód letisztult és könnyen karbantartható legyen. Az API az alábbi csomagokra (package-ekre) épül:</w:t>
       </w:r>
     </w:p>
     <w:p>
@@ -5681,80 +4615,23 @@
           <w:sz w:val="24"/>
           <w:szCs w:val="24"/>
         </w:rPr>
-        <w:t xml:space="preserve">6.1.1 </w:t>
-      </w:r>
-      <w:proofErr w:type="spellStart"/>
-      <w:r>
-        <w:rPr>
-          <w:sz w:val="24"/>
-          <w:szCs w:val="24"/>
-        </w:rPr>
-        <w:t>Config</w:t>
-      </w:r>
-      <w:proofErr w:type="spellEnd"/>
-      <w:r>
-        <w:rPr>
-          <w:sz w:val="24"/>
-          <w:szCs w:val="24"/>
-        </w:rPr>
-        <w:t xml:space="preserve"> </w:t>
-      </w:r>
-      <w:proofErr w:type="spellStart"/>
-      <w:r>
-        <w:rPr>
-          <w:sz w:val="24"/>
-          <w:szCs w:val="24"/>
-        </w:rPr>
-        <w:t>Package</w:t>
+        <w:t>6.1.1 Config Package</w:t>
       </w:r>
       <w:bookmarkEnd w:id="24"/>
-      <w:proofErr w:type="spellEnd"/>
-    </w:p>
-    <w:p>
-      <w:pPr>
-        <w:rPr>
-          <w:sz w:val="24"/>
-          <w:szCs w:val="24"/>
-        </w:rPr>
-      </w:pPr>
-      <w:r>
-        <w:rPr>
-          <w:sz w:val="24"/>
-          <w:szCs w:val="24"/>
-        </w:rPr>
-        <w:t xml:space="preserve">Szerep: A </w:t>
-      </w:r>
-      <w:proofErr w:type="spellStart"/>
-      <w:r>
-        <w:rPr>
-          <w:sz w:val="24"/>
-          <w:szCs w:val="24"/>
-        </w:rPr>
-        <w:t>config</w:t>
-      </w:r>
-      <w:proofErr w:type="spellEnd"/>
-      <w:r>
-        <w:rPr>
-          <w:sz w:val="24"/>
-          <w:szCs w:val="24"/>
-        </w:rPr>
-        <w:t xml:space="preserve"> </w:t>
-      </w:r>
-      <w:proofErr w:type="spellStart"/>
-      <w:r>
-        <w:rPr>
-          <w:sz w:val="24"/>
-          <w:szCs w:val="24"/>
-        </w:rPr>
-        <w:t>package</w:t>
-      </w:r>
-      <w:proofErr w:type="spellEnd"/>
-      <w:r>
-        <w:rPr>
-          <w:sz w:val="24"/>
-          <w:szCs w:val="24"/>
-        </w:rPr>
-        <w:t>-ben lévő osztályok a projekt konfigurációs beállításaiért felelősek.</w:t>
+    </w:p>
+    <w:p>
+      <w:pPr>
+        <w:rPr>
+          <w:sz w:val="24"/>
+          <w:szCs w:val="24"/>
+        </w:rPr>
+      </w:pPr>
+      <w:r>
+        <w:rPr>
+          <w:sz w:val="24"/>
+          <w:szCs w:val="24"/>
+        </w:rPr>
+        <w:t>Szerep: A config package-ben lévő osztályok a projekt konfigurációs beállításaiért felelősek.</w:t>
       </w:r>
     </w:p>
     <w:p>
@@ -5782,135 +4659,7 @@
           <w:sz w:val="24"/>
           <w:szCs w:val="24"/>
         </w:rPr>
-        <w:t xml:space="preserve">A </w:t>
-      </w:r>
-      <w:proofErr w:type="spellStart"/>
-      <w:r>
-        <w:rPr>
-          <w:sz w:val="24"/>
-          <w:szCs w:val="24"/>
-        </w:rPr>
-        <w:t>security</w:t>
-      </w:r>
-      <w:proofErr w:type="spellEnd"/>
-      <w:r>
-        <w:rPr>
-          <w:sz w:val="24"/>
-          <w:szCs w:val="24"/>
-        </w:rPr>
-        <w:t xml:space="preserve"> </w:t>
-      </w:r>
-      <w:proofErr w:type="spellStart"/>
-      <w:r>
-        <w:rPr>
-          <w:sz w:val="24"/>
-          <w:szCs w:val="24"/>
-        </w:rPr>
-        <w:t>package</w:t>
-      </w:r>
-      <w:proofErr w:type="spellEnd"/>
-      <w:r>
-        <w:rPr>
-          <w:sz w:val="24"/>
-          <w:szCs w:val="24"/>
-        </w:rPr>
-        <w:t xml:space="preserve"> tartalmazza az API védelméért felelős osztályokat. Ezek állítják be a végpontok védelmét, illetve a JWT alapú </w:t>
-      </w:r>
-      <w:proofErr w:type="spellStart"/>
-      <w:r>
-        <w:rPr>
-          <w:sz w:val="24"/>
-          <w:szCs w:val="24"/>
-        </w:rPr>
-        <w:t>autentikációt</w:t>
-      </w:r>
-      <w:proofErr w:type="spellEnd"/>
-      <w:r>
-        <w:rPr>
-          <w:sz w:val="24"/>
-          <w:szCs w:val="24"/>
-        </w:rPr>
-        <w:t xml:space="preserve"> és </w:t>
-      </w:r>
-      <w:proofErr w:type="spellStart"/>
-      <w:r>
-        <w:rPr>
-          <w:sz w:val="24"/>
-          <w:szCs w:val="24"/>
-        </w:rPr>
-        <w:t>autorizációt</w:t>
-      </w:r>
-      <w:proofErr w:type="spellEnd"/>
-      <w:r>
-        <w:rPr>
-          <w:sz w:val="24"/>
-          <w:szCs w:val="24"/>
-        </w:rPr>
-        <w:t xml:space="preserve">. A </w:t>
-      </w:r>
-      <w:proofErr w:type="spellStart"/>
-      <w:r>
-        <w:rPr>
-          <w:sz w:val="24"/>
-          <w:szCs w:val="24"/>
-        </w:rPr>
-        <w:t>JWTGeneratorFilter</w:t>
-      </w:r>
-      <w:proofErr w:type="spellEnd"/>
-      <w:r>
-        <w:rPr>
-          <w:sz w:val="24"/>
-          <w:szCs w:val="24"/>
-        </w:rPr>
-        <w:t xml:space="preserve"> állítja elő a </w:t>
-      </w:r>
-      <w:proofErr w:type="spellStart"/>
-      <w:r>
-        <w:rPr>
-          <w:sz w:val="24"/>
-          <w:szCs w:val="24"/>
-        </w:rPr>
-        <w:t>tokent</w:t>
-      </w:r>
-      <w:proofErr w:type="spellEnd"/>
-      <w:r>
-        <w:rPr>
-          <w:sz w:val="24"/>
-          <w:szCs w:val="24"/>
-        </w:rPr>
-        <w:t xml:space="preserve"> bejelentkezéskor, a </w:t>
-      </w:r>
-      <w:proofErr w:type="spellStart"/>
-      <w:r>
-        <w:rPr>
-          <w:sz w:val="24"/>
-          <w:szCs w:val="24"/>
-        </w:rPr>
-        <w:t>JWTValidatorFilter</w:t>
-      </w:r>
-      <w:proofErr w:type="spellEnd"/>
-      <w:r>
-        <w:rPr>
-          <w:sz w:val="24"/>
-          <w:szCs w:val="24"/>
-        </w:rPr>
-        <w:t xml:space="preserve"> pedig minden kérésnél ellenőrzi azt. A </w:t>
-      </w:r>
-      <w:proofErr w:type="spellStart"/>
-      <w:r>
-        <w:rPr>
-          <w:sz w:val="24"/>
-          <w:szCs w:val="24"/>
-        </w:rPr>
-        <w:t>SecurityConfig</w:t>
-      </w:r>
-      <w:proofErr w:type="spellEnd"/>
-      <w:r>
-        <w:rPr>
-          <w:sz w:val="24"/>
-          <w:szCs w:val="24"/>
-        </w:rPr>
-        <w:t xml:space="preserve"> határozza meg, hogy mely végpontok nyilvánosak és melyek igényelnek hitelesítést.</w:t>
+        <w:t>A security package tartalmazza az API védelméért felelős osztályokat. Ezek állítják be a végpontok védelmét, illetve a JWT alapú autentikációt és autorizációt. A JWTGeneratorFilter állítja elő a tokent bejelentkezéskor, a JWTValidatorFilter pedig minden kérésnél ellenőrzi azt. A SecurityConfig határozza meg, hogy mely végpontok nyilvánosak és melyek igényelnek hitelesítést.</w:t>
       </w:r>
     </w:p>
     <w:p>
@@ -5927,159 +4676,38 @@
           <w:sz w:val="24"/>
           <w:szCs w:val="24"/>
         </w:rPr>
-        <w:t xml:space="preserve">6.1.2 </w:t>
-      </w:r>
-      <w:proofErr w:type="spellStart"/>
-      <w:r>
-        <w:rPr>
-          <w:sz w:val="24"/>
-          <w:szCs w:val="24"/>
-        </w:rPr>
-        <w:t>Controller</w:t>
-      </w:r>
-      <w:proofErr w:type="spellEnd"/>
-      <w:r>
-        <w:rPr>
-          <w:sz w:val="24"/>
-          <w:szCs w:val="24"/>
-        </w:rPr>
-        <w:t xml:space="preserve"> </w:t>
-      </w:r>
-      <w:proofErr w:type="spellStart"/>
-      <w:r>
-        <w:rPr>
-          <w:sz w:val="24"/>
-          <w:szCs w:val="24"/>
-        </w:rPr>
-        <w:t>Package</w:t>
+        <w:t>6.1.2 Controller Package</w:t>
       </w:r>
       <w:bookmarkEnd w:id="25"/>
-      <w:proofErr w:type="spellEnd"/>
-    </w:p>
-    <w:p>
-      <w:pPr>
-        <w:rPr>
-          <w:sz w:val="24"/>
-          <w:szCs w:val="24"/>
-        </w:rPr>
-      </w:pPr>
-      <w:r>
-        <w:rPr>
-          <w:sz w:val="24"/>
-          <w:szCs w:val="24"/>
-        </w:rPr>
-        <w:t xml:space="preserve">Szerep: A HTTP kérések fogadása és azok továbbítása a service réteg felé. A </w:t>
-      </w:r>
-      <w:proofErr w:type="spellStart"/>
-      <w:r>
-        <w:rPr>
-          <w:sz w:val="24"/>
-          <w:szCs w:val="24"/>
-        </w:rPr>
-        <w:t>Controller</w:t>
-      </w:r>
-      <w:proofErr w:type="spellEnd"/>
-      <w:r>
-        <w:rPr>
-          <w:sz w:val="24"/>
-          <w:szCs w:val="24"/>
-        </w:rPr>
-        <w:t xml:space="preserve"> réteg felelős a </w:t>
-      </w:r>
-      <w:proofErr w:type="spellStart"/>
-      <w:r>
-        <w:rPr>
-          <w:sz w:val="24"/>
-          <w:szCs w:val="24"/>
-        </w:rPr>
-        <w:t>requestBody</w:t>
-      </w:r>
-      <w:proofErr w:type="spellEnd"/>
-      <w:r>
-        <w:rPr>
-          <w:sz w:val="24"/>
-          <w:szCs w:val="24"/>
-        </w:rPr>
-        <w:t xml:space="preserve">, </w:t>
-      </w:r>
-      <w:proofErr w:type="spellStart"/>
-      <w:r>
-        <w:rPr>
-          <w:sz w:val="24"/>
-          <w:szCs w:val="24"/>
-        </w:rPr>
-        <w:t>requestParam</w:t>
-      </w:r>
-      <w:proofErr w:type="spellEnd"/>
-      <w:r>
-        <w:rPr>
-          <w:sz w:val="24"/>
-          <w:szCs w:val="24"/>
-        </w:rPr>
-        <w:t xml:space="preserve"> és </w:t>
-      </w:r>
-      <w:proofErr w:type="spellStart"/>
-      <w:r>
-        <w:rPr>
-          <w:sz w:val="24"/>
-          <w:szCs w:val="24"/>
-        </w:rPr>
-        <w:t>pathVariable</w:t>
-      </w:r>
-      <w:proofErr w:type="spellEnd"/>
-      <w:r>
-        <w:rPr>
-          <w:sz w:val="24"/>
-          <w:szCs w:val="24"/>
-        </w:rPr>
-        <w:t xml:space="preserve"> adatok kinyeréséért, majd a service-</w:t>
-      </w:r>
-      <w:proofErr w:type="spellStart"/>
-      <w:r>
-        <w:rPr>
-          <w:sz w:val="24"/>
-          <w:szCs w:val="24"/>
-        </w:rPr>
-        <w:t>ektől</w:t>
-      </w:r>
-      <w:proofErr w:type="spellEnd"/>
-      <w:r>
-        <w:rPr>
-          <w:sz w:val="24"/>
-          <w:szCs w:val="24"/>
-        </w:rPr>
-        <w:t xml:space="preserve"> kapott válasz visszaküldéséért.</w:t>
-      </w:r>
-    </w:p>
-    <w:p>
-      <w:pPr>
-        <w:rPr>
-          <w:sz w:val="24"/>
-          <w:szCs w:val="24"/>
-        </w:rPr>
-      </w:pPr>
-      <w:r>
-        <w:rPr>
-          <w:sz w:val="24"/>
-          <w:szCs w:val="24"/>
-        </w:rPr>
-        <w:t xml:space="preserve">Az alábbi </w:t>
-      </w:r>
-      <w:proofErr w:type="spellStart"/>
-      <w:r>
-        <w:rPr>
-          <w:sz w:val="24"/>
-          <w:szCs w:val="24"/>
-        </w:rPr>
-        <w:t>controller</w:t>
-      </w:r>
-      <w:proofErr w:type="spellEnd"/>
-      <w:r>
-        <w:rPr>
-          <w:sz w:val="24"/>
-          <w:szCs w:val="24"/>
-        </w:rPr>
-        <w:t xml:space="preserve"> osztályok vannak jelen:</w:t>
+    </w:p>
+    <w:p>
+      <w:pPr>
+        <w:rPr>
+          <w:sz w:val="24"/>
+          <w:szCs w:val="24"/>
+        </w:rPr>
+      </w:pPr>
+      <w:r>
+        <w:rPr>
+          <w:sz w:val="24"/>
+          <w:szCs w:val="24"/>
+        </w:rPr>
+        <w:t>Szerep: A HTTP kérések fogadása és azok továbbítása a service réteg felé. A Controller réteg felelős a requestBody, requestParam és pathVariable adatok kinyeréséért, majd a service-ektől kapott válasz visszaküldéséért.</w:t>
+      </w:r>
+    </w:p>
+    <w:p>
+      <w:pPr>
+        <w:rPr>
+          <w:sz w:val="24"/>
+          <w:szCs w:val="24"/>
+        </w:rPr>
+      </w:pPr>
+      <w:r>
+        <w:rPr>
+          <w:sz w:val="24"/>
+          <w:szCs w:val="24"/>
+        </w:rPr>
+        <w:t>Az alábbi controller osztályok vannak jelen:</w:t>
       </w:r>
     </w:p>
     <w:p>
@@ -6094,21 +4722,12 @@
           <w:szCs w:val="24"/>
         </w:rPr>
       </w:pPr>
-      <w:proofErr w:type="spellStart"/>
-      <w:r>
-        <w:rPr>
-          <w:sz w:val="24"/>
-          <w:szCs w:val="24"/>
-        </w:rPr>
-        <w:t>BrandController</w:t>
-      </w:r>
-      <w:proofErr w:type="spellEnd"/>
-      <w:r>
-        <w:rPr>
-          <w:sz w:val="24"/>
-          <w:szCs w:val="24"/>
-        </w:rPr>
-        <w:t>: A márkákhoz kapcsolódó HTTP kérések kezelése.</w:t>
+      <w:r>
+        <w:rPr>
+          <w:sz w:val="24"/>
+          <w:szCs w:val="24"/>
+        </w:rPr>
+        <w:t>BrandController: A márkákhoz kapcsolódó HTTP kérések kezelése.</w:t>
       </w:r>
     </w:p>
     <w:p>
@@ -6123,21 +4742,12 @@
           <w:szCs w:val="24"/>
         </w:rPr>
       </w:pPr>
-      <w:proofErr w:type="spellStart"/>
-      <w:r>
-        <w:rPr>
-          <w:sz w:val="24"/>
-          <w:szCs w:val="24"/>
-        </w:rPr>
-        <w:t>CartController</w:t>
-      </w:r>
-      <w:proofErr w:type="spellEnd"/>
-      <w:r>
-        <w:rPr>
-          <w:sz w:val="24"/>
-          <w:szCs w:val="24"/>
-        </w:rPr>
-        <w:t>: A kosárhoz kapcsolódó műveletek (hozzáadás, módosítás, törlés).</w:t>
+      <w:r>
+        <w:rPr>
+          <w:sz w:val="24"/>
+          <w:szCs w:val="24"/>
+        </w:rPr>
+        <w:t>CartController: A kosárhoz kapcsolódó műveletek (hozzáadás, módosítás, törlés).</w:t>
       </w:r>
     </w:p>
     <w:p>
@@ -6152,21 +4762,12 @@
           <w:szCs w:val="24"/>
         </w:rPr>
       </w:pPr>
-      <w:proofErr w:type="spellStart"/>
-      <w:r>
-        <w:rPr>
-          <w:sz w:val="24"/>
-          <w:szCs w:val="24"/>
-        </w:rPr>
-        <w:t>CategoryController</w:t>
-      </w:r>
-      <w:proofErr w:type="spellEnd"/>
-      <w:r>
-        <w:rPr>
-          <w:sz w:val="24"/>
-          <w:szCs w:val="24"/>
-        </w:rPr>
-        <w:t>: A termékkategóriákhoz kapcsolódó kérések.</w:t>
+      <w:r>
+        <w:rPr>
+          <w:sz w:val="24"/>
+          <w:szCs w:val="24"/>
+        </w:rPr>
+        <w:t>CategoryController: A termékkategóriákhoz kapcsolódó kérések.</w:t>
       </w:r>
     </w:p>
     <w:p>
@@ -6181,21 +4782,12 @@
           <w:szCs w:val="24"/>
         </w:rPr>
       </w:pPr>
-      <w:proofErr w:type="spellStart"/>
-      <w:r>
-        <w:rPr>
-          <w:sz w:val="24"/>
-          <w:szCs w:val="24"/>
-        </w:rPr>
-        <w:t>OrderController</w:t>
-      </w:r>
-      <w:proofErr w:type="spellEnd"/>
-      <w:r>
-        <w:rPr>
-          <w:sz w:val="24"/>
-          <w:szCs w:val="24"/>
-        </w:rPr>
-        <w:t>: A rendelések leadásához és kezeléséhez kapcsolódó végpontok.</w:t>
+      <w:r>
+        <w:rPr>
+          <w:sz w:val="24"/>
+          <w:szCs w:val="24"/>
+        </w:rPr>
+        <w:t>OrderController: A rendelések leadásához és kezeléséhez kapcsolódó végpontok.</w:t>
       </w:r>
     </w:p>
     <w:p>
@@ -6210,21 +4802,12 @@
           <w:szCs w:val="24"/>
         </w:rPr>
       </w:pPr>
-      <w:proofErr w:type="spellStart"/>
-      <w:r>
-        <w:rPr>
-          <w:sz w:val="24"/>
-          <w:szCs w:val="24"/>
-        </w:rPr>
-        <w:t>ProductController</w:t>
-      </w:r>
-      <w:proofErr w:type="spellEnd"/>
-      <w:r>
-        <w:rPr>
-          <w:sz w:val="24"/>
-          <w:szCs w:val="24"/>
-        </w:rPr>
-        <w:t>: A termékek CRUD műveletei (listázás, részletek, felvitel, törlés).</w:t>
+      <w:r>
+        <w:rPr>
+          <w:sz w:val="24"/>
+          <w:szCs w:val="24"/>
+        </w:rPr>
+        <w:t>ProductController: A termékek CRUD műveletei (listázás, részletek, felvitel, törlés).</w:t>
       </w:r>
     </w:p>
     <w:p>
@@ -6239,21 +4822,12 @@
           <w:szCs w:val="24"/>
         </w:rPr>
       </w:pPr>
-      <w:proofErr w:type="spellStart"/>
-      <w:r>
-        <w:rPr>
-          <w:sz w:val="24"/>
-          <w:szCs w:val="24"/>
-        </w:rPr>
-        <w:t>ReviewController</w:t>
-      </w:r>
-      <w:proofErr w:type="spellEnd"/>
-      <w:r>
-        <w:rPr>
-          <w:sz w:val="24"/>
-          <w:szCs w:val="24"/>
-        </w:rPr>
-        <w:t>: A termékértékelések kezelése.</w:t>
+      <w:r>
+        <w:rPr>
+          <w:sz w:val="24"/>
+          <w:szCs w:val="24"/>
+        </w:rPr>
+        <w:t>ReviewController: A termékértékelések kezelése.</w:t>
       </w:r>
     </w:p>
     <w:p>
@@ -6268,21 +4842,12 @@
           <w:szCs w:val="24"/>
         </w:rPr>
       </w:pPr>
-      <w:proofErr w:type="spellStart"/>
-      <w:r>
-        <w:rPr>
-          <w:sz w:val="24"/>
-          <w:szCs w:val="24"/>
-        </w:rPr>
-        <w:t>UserController</w:t>
-      </w:r>
-      <w:proofErr w:type="spellEnd"/>
-      <w:r>
-        <w:rPr>
-          <w:sz w:val="24"/>
-          <w:szCs w:val="24"/>
-        </w:rPr>
-        <w:t>: A felhasználói fiókokhoz kapcsolódó műveletek (regisztráció, profil, törlés).</w:t>
+      <w:r>
+        <w:rPr>
+          <w:sz w:val="24"/>
+          <w:szCs w:val="24"/>
+        </w:rPr>
+        <w:t>UserController: A felhasználói fiókokhoz kapcsolódó műveletek (regisztráció, profil, törlés).</w:t>
       </w:r>
     </w:p>
     <w:p>
@@ -6297,21 +4862,12 @@
           <w:szCs w:val="24"/>
         </w:rPr>
       </w:pPr>
-      <w:proofErr w:type="spellStart"/>
-      <w:r>
-        <w:rPr>
-          <w:sz w:val="24"/>
-          <w:szCs w:val="24"/>
-        </w:rPr>
-        <w:t>OtherController</w:t>
-      </w:r>
-      <w:proofErr w:type="spellEnd"/>
-      <w:r>
-        <w:rPr>
-          <w:sz w:val="24"/>
-          <w:szCs w:val="24"/>
-        </w:rPr>
-        <w:t>: Egyéb, más kategóriába nem sorolható végpontok.</w:t>
+      <w:r>
+        <w:rPr>
+          <w:sz w:val="24"/>
+          <w:szCs w:val="24"/>
+        </w:rPr>
+        <w:t>OtherController: Egyéb, más kategóriába nem sorolható végpontok.</w:t>
       </w:r>
     </w:p>
     <w:p>
@@ -6328,34 +4884,9 @@
           <w:sz w:val="24"/>
           <w:szCs w:val="24"/>
         </w:rPr>
-        <w:t xml:space="preserve">6.1.3 </w:t>
-      </w:r>
-      <w:proofErr w:type="spellStart"/>
-      <w:r>
-        <w:rPr>
-          <w:sz w:val="24"/>
-          <w:szCs w:val="24"/>
-        </w:rPr>
-        <w:t>Entity</w:t>
-      </w:r>
-      <w:proofErr w:type="spellEnd"/>
-      <w:r>
-        <w:rPr>
-          <w:sz w:val="24"/>
-          <w:szCs w:val="24"/>
-        </w:rPr>
-        <w:t xml:space="preserve"> </w:t>
-      </w:r>
-      <w:proofErr w:type="spellStart"/>
-      <w:r>
-        <w:rPr>
-          <w:sz w:val="24"/>
-          <w:szCs w:val="24"/>
-        </w:rPr>
-        <w:t>Package</w:t>
+        <w:t>6.1.3 Entity Package</w:t>
       </w:r>
       <w:bookmarkEnd w:id="26"/>
-      <w:proofErr w:type="spellEnd"/>
     </w:p>
     <w:p>
       <w:pPr>
@@ -6386,96 +4917,23 @@
           <w:sz w:val="24"/>
           <w:szCs w:val="24"/>
         </w:rPr>
-        <w:t xml:space="preserve">6.1.4 </w:t>
-      </w:r>
-      <w:proofErr w:type="spellStart"/>
-      <w:r>
-        <w:rPr>
-          <w:sz w:val="24"/>
-          <w:szCs w:val="24"/>
-        </w:rPr>
-        <w:t>Repository</w:t>
-      </w:r>
-      <w:proofErr w:type="spellEnd"/>
-      <w:r>
-        <w:rPr>
-          <w:sz w:val="24"/>
-          <w:szCs w:val="24"/>
-        </w:rPr>
-        <w:t xml:space="preserve"> </w:t>
-      </w:r>
-      <w:proofErr w:type="spellStart"/>
-      <w:r>
-        <w:rPr>
-          <w:sz w:val="24"/>
-          <w:szCs w:val="24"/>
-        </w:rPr>
-        <w:t>Package</w:t>
+        <w:t>6.1.4 Repository Package</w:t>
       </w:r>
       <w:bookmarkEnd w:id="27"/>
-      <w:proofErr w:type="spellEnd"/>
-    </w:p>
-    <w:p>
-      <w:pPr>
-        <w:rPr>
-          <w:sz w:val="24"/>
-          <w:szCs w:val="24"/>
-        </w:rPr>
-      </w:pPr>
-      <w:r>
-        <w:rPr>
-          <w:sz w:val="24"/>
-          <w:szCs w:val="24"/>
-        </w:rPr>
-        <w:t xml:space="preserve">Szerep: A Spring Data JPA </w:t>
-      </w:r>
-      <w:proofErr w:type="spellStart"/>
-      <w:r>
-        <w:rPr>
-          <w:sz w:val="24"/>
-          <w:szCs w:val="24"/>
-        </w:rPr>
-        <w:t>repository</w:t>
-      </w:r>
-      <w:proofErr w:type="spellEnd"/>
-      <w:r>
-        <w:rPr>
-          <w:sz w:val="24"/>
-          <w:szCs w:val="24"/>
-        </w:rPr>
-        <w:t xml:space="preserve"> interfészek, amelyek az adatbázis-hozzáférési logikát valósítják meg. Minden entitáshoz tartozik egy </w:t>
-      </w:r>
-      <w:proofErr w:type="spellStart"/>
-      <w:r>
-        <w:rPr>
-          <w:sz w:val="24"/>
-          <w:szCs w:val="24"/>
-        </w:rPr>
-        <w:t>repository</w:t>
-      </w:r>
-      <w:proofErr w:type="spellEnd"/>
-      <w:r>
-        <w:rPr>
-          <w:sz w:val="24"/>
-          <w:szCs w:val="24"/>
-        </w:rPr>
-        <w:t xml:space="preserve">, amelyek a </w:t>
-      </w:r>
-      <w:proofErr w:type="spellStart"/>
-      <w:r>
-        <w:rPr>
-          <w:sz w:val="24"/>
-          <w:szCs w:val="24"/>
-        </w:rPr>
-        <w:t>JpaRepository</w:t>
-      </w:r>
-      <w:proofErr w:type="spellEnd"/>
-      <w:r>
-        <w:rPr>
-          <w:sz w:val="24"/>
-          <w:szCs w:val="24"/>
-        </w:rPr>
-        <w:t>-t bővítik ki egyedi lekérdezési metódusokkal szükség esetén.</w:t>
+    </w:p>
+    <w:p>
+      <w:pPr>
+        <w:rPr>
+          <w:sz w:val="24"/>
+          <w:szCs w:val="24"/>
+        </w:rPr>
+      </w:pPr>
+      <w:r>
+        <w:rPr>
+          <w:sz w:val="24"/>
+          <w:szCs w:val="24"/>
+        </w:rPr>
+        <w:t>Szerep: A Spring Data JPA repository interfészek, amelyek az adatbázis-hozzáférési logikát valósítják meg. Minden entitáshoz tartozik egy repository, amelyek a JpaRepository-t bővítik ki egyedi lekérdezési metódusokkal szükség esetén.</w:t>
       </w:r>
     </w:p>
     <w:p>
@@ -6492,137 +4950,23 @@
           <w:sz w:val="24"/>
           <w:szCs w:val="24"/>
         </w:rPr>
-        <w:t xml:space="preserve">6.1.5 Service </w:t>
-      </w:r>
-      <w:proofErr w:type="spellStart"/>
-      <w:r>
-        <w:rPr>
-          <w:sz w:val="24"/>
-          <w:szCs w:val="24"/>
-        </w:rPr>
-        <w:t>Package</w:t>
+        <w:t>6.1.5 Service Package</w:t>
       </w:r>
       <w:bookmarkEnd w:id="28"/>
-      <w:proofErr w:type="spellEnd"/>
-    </w:p>
-    <w:p>
-      <w:pPr>
-        <w:rPr>
-          <w:sz w:val="24"/>
-          <w:szCs w:val="24"/>
-        </w:rPr>
-      </w:pPr>
-      <w:r>
-        <w:rPr>
-          <w:sz w:val="24"/>
-          <w:szCs w:val="24"/>
-        </w:rPr>
-        <w:t xml:space="preserve">Szerep: Az üzleti logika rétege. A service osztályok a </w:t>
-      </w:r>
-      <w:proofErr w:type="spellStart"/>
-      <w:r>
-        <w:rPr>
-          <w:sz w:val="24"/>
-          <w:szCs w:val="24"/>
-        </w:rPr>
-        <w:t>controller</w:t>
-      </w:r>
-      <w:proofErr w:type="spellEnd"/>
-      <w:r>
-        <w:rPr>
-          <w:sz w:val="24"/>
-          <w:szCs w:val="24"/>
-        </w:rPr>
-        <w:t xml:space="preserve"> és a </w:t>
-      </w:r>
-      <w:proofErr w:type="spellStart"/>
-      <w:r>
-        <w:rPr>
-          <w:sz w:val="24"/>
-          <w:szCs w:val="24"/>
-        </w:rPr>
-        <w:t>repository</w:t>
-      </w:r>
-      <w:proofErr w:type="spellEnd"/>
-      <w:r>
-        <w:rPr>
-          <w:sz w:val="24"/>
-          <w:szCs w:val="24"/>
-        </w:rPr>
-        <w:t xml:space="preserve"> között helyezkednek el: fogadják a kontroller hívásait, elvégzik a szükséges üzleti logikát, és a </w:t>
-      </w:r>
-      <w:proofErr w:type="spellStart"/>
-      <w:r>
-        <w:rPr>
-          <w:sz w:val="24"/>
-          <w:szCs w:val="24"/>
-        </w:rPr>
-        <w:t>repository</w:t>
-      </w:r>
-      <w:proofErr w:type="spellEnd"/>
-      <w:r>
-        <w:rPr>
-          <w:sz w:val="24"/>
-          <w:szCs w:val="24"/>
-        </w:rPr>
-        <w:t>-n keresztül kommunikálnak az adatbázissal. Minden főbb entitáshoz van egy service osztály (</w:t>
-      </w:r>
-      <w:proofErr w:type="spellStart"/>
-      <w:r>
-        <w:rPr>
-          <w:sz w:val="24"/>
-          <w:szCs w:val="24"/>
-        </w:rPr>
-        <w:t>UserService</w:t>
-      </w:r>
-      <w:proofErr w:type="spellEnd"/>
-      <w:r>
-        <w:rPr>
-          <w:sz w:val="24"/>
-          <w:szCs w:val="24"/>
-        </w:rPr>
-        <w:t xml:space="preserve">, </w:t>
-      </w:r>
-      <w:proofErr w:type="spellStart"/>
-      <w:r>
-        <w:rPr>
-          <w:sz w:val="24"/>
-          <w:szCs w:val="24"/>
-        </w:rPr>
-        <w:t>ProductService</w:t>
-      </w:r>
-      <w:proofErr w:type="spellEnd"/>
-      <w:r>
-        <w:rPr>
-          <w:sz w:val="24"/>
-          <w:szCs w:val="24"/>
-        </w:rPr>
-        <w:t xml:space="preserve">, </w:t>
-      </w:r>
-      <w:proofErr w:type="spellStart"/>
-      <w:proofErr w:type="gramStart"/>
-      <w:r>
-        <w:rPr>
-          <w:sz w:val="24"/>
-          <w:szCs w:val="24"/>
-        </w:rPr>
-        <w:t>OrderService</w:t>
-      </w:r>
-      <w:proofErr w:type="spellEnd"/>
-      <w:r>
-        <w:rPr>
-          <w:sz w:val="24"/>
-          <w:szCs w:val="24"/>
-        </w:rPr>
-        <w:t>,</w:t>
-      </w:r>
-      <w:proofErr w:type="gramEnd"/>
-      <w:r>
-        <w:rPr>
-          <w:sz w:val="24"/>
-          <w:szCs w:val="24"/>
-        </w:rPr>
-        <w:t xml:space="preserve"> stb.).</w:t>
+    </w:p>
+    <w:p>
+      <w:pPr>
+        <w:rPr>
+          <w:sz w:val="24"/>
+          <w:szCs w:val="24"/>
+        </w:rPr>
+      </w:pPr>
+      <w:r>
+        <w:rPr>
+          <w:sz w:val="24"/>
+          <w:szCs w:val="24"/>
+        </w:rPr>
+        <w:t>Szerep: Az üzleti logika rétege. A service osztályok a controller és a repository között helyezkednek el: fogadják a kontroller hívásait, elvégzik a szükséges üzleti logikát, és a repository-n keresztül kommunikálnak az adatbázissal. Minden főbb entitáshoz van egy service osztály (UserService, ProductService, OrderService, stb.).</w:t>
       </w:r>
     </w:p>
     <w:p>
@@ -6691,37 +5035,12 @@
           <w:szCs w:val="24"/>
         </w:rPr>
       </w:pPr>
-      <w:proofErr w:type="spellStart"/>
-      <w:r>
-        <w:rPr>
-          <w:sz w:val="24"/>
-          <w:szCs w:val="24"/>
-        </w:rPr>
-        <w:t>src</w:t>
-      </w:r>
-      <w:proofErr w:type="spellEnd"/>
-      <w:r>
-        <w:rPr>
-          <w:sz w:val="24"/>
-          <w:szCs w:val="24"/>
-        </w:rPr>
-        <w:t>/app/</w:t>
-      </w:r>
-      <w:proofErr w:type="spellStart"/>
-      <w:r>
-        <w:rPr>
-          <w:sz w:val="24"/>
-          <w:szCs w:val="24"/>
-        </w:rPr>
-        <w:t>components</w:t>
-      </w:r>
-      <w:proofErr w:type="spellEnd"/>
-      <w:r>
-        <w:rPr>
-          <w:sz w:val="24"/>
-          <w:szCs w:val="24"/>
-        </w:rPr>
-        <w:t xml:space="preserve"> </w:t>
+      <w:r>
+        <w:rPr>
+          <w:sz w:val="24"/>
+          <w:szCs w:val="24"/>
+        </w:rPr>
+        <w:t xml:space="preserve">src/app/components </w:t>
       </w:r>
       <w:r>
         <w:rPr>
@@ -6735,23 +5054,7 @@
           <w:sz w:val="24"/>
           <w:szCs w:val="24"/>
         </w:rPr>
-        <w:t xml:space="preserve"> Az összes </w:t>
-      </w:r>
-      <w:proofErr w:type="spellStart"/>
-      <w:r>
-        <w:rPr>
-          <w:sz w:val="24"/>
-          <w:szCs w:val="24"/>
-        </w:rPr>
-        <w:t>Angular</w:t>
-      </w:r>
-      <w:proofErr w:type="spellEnd"/>
-      <w:r>
-        <w:rPr>
-          <w:sz w:val="24"/>
-          <w:szCs w:val="24"/>
-        </w:rPr>
-        <w:t xml:space="preserve"> komponens külön almappában</w:t>
+        <w:t xml:space="preserve"> Az összes Angular komponens külön almappában</w:t>
       </w:r>
     </w:p>
     <w:p>
@@ -6766,37 +5069,12 @@
           <w:szCs w:val="24"/>
         </w:rPr>
       </w:pPr>
-      <w:proofErr w:type="spellStart"/>
-      <w:r>
-        <w:rPr>
-          <w:sz w:val="24"/>
-          <w:szCs w:val="24"/>
-        </w:rPr>
-        <w:t>src</w:t>
-      </w:r>
-      <w:proofErr w:type="spellEnd"/>
-      <w:r>
-        <w:rPr>
-          <w:sz w:val="24"/>
-          <w:szCs w:val="24"/>
-        </w:rPr>
-        <w:t>/app/</w:t>
-      </w:r>
-      <w:proofErr w:type="spellStart"/>
-      <w:r>
-        <w:rPr>
-          <w:sz w:val="24"/>
-          <w:szCs w:val="24"/>
-        </w:rPr>
-        <w:t>services</w:t>
-      </w:r>
-      <w:proofErr w:type="spellEnd"/>
-      <w:r>
-        <w:rPr>
-          <w:sz w:val="24"/>
-          <w:szCs w:val="24"/>
-        </w:rPr>
-        <w:t xml:space="preserve"> </w:t>
+      <w:r>
+        <w:rPr>
+          <w:sz w:val="24"/>
+          <w:szCs w:val="24"/>
+        </w:rPr>
+        <w:t xml:space="preserve">src/app/services </w:t>
       </w:r>
       <w:r>
         <w:rPr>
@@ -6825,37 +5103,12 @@
           <w:szCs w:val="24"/>
         </w:rPr>
       </w:pPr>
-      <w:proofErr w:type="spellStart"/>
-      <w:r>
-        <w:rPr>
-          <w:sz w:val="24"/>
-          <w:szCs w:val="24"/>
-        </w:rPr>
-        <w:t>src</w:t>
-      </w:r>
-      <w:proofErr w:type="spellEnd"/>
-      <w:r>
-        <w:rPr>
-          <w:sz w:val="24"/>
-          <w:szCs w:val="24"/>
-        </w:rPr>
-        <w:t>/app/</w:t>
-      </w:r>
-      <w:proofErr w:type="spellStart"/>
-      <w:r>
-        <w:rPr>
-          <w:sz w:val="24"/>
-          <w:szCs w:val="24"/>
-        </w:rPr>
-        <w:t>model</w:t>
-      </w:r>
-      <w:proofErr w:type="spellEnd"/>
-      <w:r>
-        <w:rPr>
-          <w:sz w:val="24"/>
-          <w:szCs w:val="24"/>
-        </w:rPr>
-        <w:t xml:space="preserve"> </w:t>
+      <w:r>
+        <w:rPr>
+          <w:sz w:val="24"/>
+          <w:szCs w:val="24"/>
+        </w:rPr>
+        <w:t xml:space="preserve">src/app/model </w:t>
       </w:r>
       <w:r>
         <w:rPr>
@@ -6869,23 +5122,7 @@
           <w:sz w:val="24"/>
           <w:szCs w:val="24"/>
         </w:rPr>
-        <w:t xml:space="preserve"> </w:t>
-      </w:r>
-      <w:proofErr w:type="spellStart"/>
-      <w:r>
-        <w:rPr>
-          <w:sz w:val="24"/>
-          <w:szCs w:val="24"/>
-        </w:rPr>
-        <w:t>TypeScript</w:t>
-      </w:r>
-      <w:proofErr w:type="spellEnd"/>
-      <w:r>
-        <w:rPr>
-          <w:sz w:val="24"/>
-          <w:szCs w:val="24"/>
-        </w:rPr>
-        <w:t xml:space="preserve"> interfészek az adatmodellekhez</w:t>
+        <w:t xml:space="preserve"> TypeScript interfészek az adatmodellekhez</w:t>
       </w:r>
     </w:p>
     <w:p>
@@ -6900,37 +5137,12 @@
           <w:szCs w:val="24"/>
         </w:rPr>
       </w:pPr>
-      <w:proofErr w:type="spellStart"/>
-      <w:r>
-        <w:rPr>
-          <w:sz w:val="24"/>
-          <w:szCs w:val="24"/>
-        </w:rPr>
-        <w:t>src</w:t>
-      </w:r>
-      <w:proofErr w:type="spellEnd"/>
-      <w:r>
-        <w:rPr>
-          <w:sz w:val="24"/>
-          <w:szCs w:val="24"/>
-        </w:rPr>
-        <w:t>/app/</w:t>
-      </w:r>
-      <w:proofErr w:type="spellStart"/>
-      <w:r>
-        <w:rPr>
-          <w:sz w:val="24"/>
-          <w:szCs w:val="24"/>
-        </w:rPr>
-        <w:t>interceptors</w:t>
-      </w:r>
-      <w:proofErr w:type="spellEnd"/>
-      <w:r>
-        <w:rPr>
-          <w:sz w:val="24"/>
-          <w:szCs w:val="24"/>
-        </w:rPr>
-        <w:t xml:space="preserve"> </w:t>
+      <w:r>
+        <w:rPr>
+          <w:sz w:val="24"/>
+          <w:szCs w:val="24"/>
+        </w:rPr>
+        <w:t xml:space="preserve">src/app/interceptors </w:t>
       </w:r>
       <w:r>
         <w:rPr>
@@ -6944,55 +5156,7 @@
           <w:sz w:val="24"/>
           <w:szCs w:val="24"/>
         </w:rPr>
-        <w:t xml:space="preserve"> HTTP </w:t>
-      </w:r>
-      <w:proofErr w:type="spellStart"/>
-      <w:r>
-        <w:rPr>
-          <w:sz w:val="24"/>
-          <w:szCs w:val="24"/>
-        </w:rPr>
-        <w:t>interceptorok</w:t>
-      </w:r>
-      <w:proofErr w:type="spellEnd"/>
-      <w:r>
-        <w:rPr>
-          <w:sz w:val="24"/>
-          <w:szCs w:val="24"/>
-        </w:rPr>
-        <w:t xml:space="preserve"> (</w:t>
-      </w:r>
-      <w:proofErr w:type="spellStart"/>
-      <w:r>
-        <w:rPr>
-          <w:sz w:val="24"/>
-          <w:szCs w:val="24"/>
-        </w:rPr>
-        <w:t>AuthInterceptor</w:t>
-      </w:r>
-      <w:proofErr w:type="spellEnd"/>
-      <w:r>
-        <w:rPr>
-          <w:sz w:val="24"/>
-          <w:szCs w:val="24"/>
-        </w:rPr>
-        <w:t xml:space="preserve">, </w:t>
-      </w:r>
-      <w:proofErr w:type="spellStart"/>
-      <w:r>
-        <w:rPr>
-          <w:sz w:val="24"/>
-          <w:szCs w:val="24"/>
-        </w:rPr>
-        <w:t>CookieSetterInterceptor</w:t>
-      </w:r>
-      <w:proofErr w:type="spellEnd"/>
-      <w:r>
-        <w:rPr>
-          <w:sz w:val="24"/>
-          <w:szCs w:val="24"/>
-        </w:rPr>
-        <w:t>)</w:t>
+        <w:t xml:space="preserve"> HTTP interceptorok (AuthInterceptor, CookieSetterInterceptor)</w:t>
       </w:r>
     </w:p>
     <w:p>
@@ -7007,37 +5171,12 @@
           <w:szCs w:val="24"/>
         </w:rPr>
       </w:pPr>
-      <w:proofErr w:type="spellStart"/>
-      <w:r>
-        <w:rPr>
-          <w:sz w:val="24"/>
-          <w:szCs w:val="24"/>
-        </w:rPr>
-        <w:t>src</w:t>
-      </w:r>
-      <w:proofErr w:type="spellEnd"/>
-      <w:r>
-        <w:rPr>
-          <w:sz w:val="24"/>
-          <w:szCs w:val="24"/>
-        </w:rPr>
-        <w:t>/app/</w:t>
-      </w:r>
-      <w:proofErr w:type="spellStart"/>
-      <w:r>
-        <w:rPr>
-          <w:sz w:val="24"/>
-          <w:szCs w:val="24"/>
-        </w:rPr>
-        <w:t>routeGuards</w:t>
-      </w:r>
-      <w:proofErr w:type="spellEnd"/>
-      <w:r>
-        <w:rPr>
-          <w:sz w:val="24"/>
-          <w:szCs w:val="24"/>
-        </w:rPr>
-        <w:t xml:space="preserve"> </w:t>
+      <w:r>
+        <w:rPr>
+          <w:sz w:val="24"/>
+          <w:szCs w:val="24"/>
+        </w:rPr>
+        <w:t xml:space="preserve">src/app/routeGuards </w:t>
       </w:r>
       <w:r>
         <w:rPr>
@@ -7051,39 +5190,7 @@
           <w:sz w:val="24"/>
           <w:szCs w:val="24"/>
         </w:rPr>
-        <w:t xml:space="preserve"> Útvonalvédelem (</w:t>
-      </w:r>
-      <w:proofErr w:type="spellStart"/>
-      <w:r>
-        <w:rPr>
-          <w:sz w:val="24"/>
-          <w:szCs w:val="24"/>
-        </w:rPr>
-        <w:t>AuthGuard</w:t>
-      </w:r>
-      <w:proofErr w:type="spellEnd"/>
-      <w:r>
-        <w:rPr>
-          <w:sz w:val="24"/>
-          <w:szCs w:val="24"/>
-        </w:rPr>
-        <w:t xml:space="preserve">, </w:t>
-      </w:r>
-      <w:proofErr w:type="spellStart"/>
-      <w:r>
-        <w:rPr>
-          <w:sz w:val="24"/>
-          <w:szCs w:val="24"/>
-        </w:rPr>
-        <w:t>AdminGuard</w:t>
-      </w:r>
-      <w:proofErr w:type="spellEnd"/>
-      <w:r>
-        <w:rPr>
-          <w:sz w:val="24"/>
-          <w:szCs w:val="24"/>
-        </w:rPr>
-        <w:t>)</w:t>
+        <w:t xml:space="preserve"> Útvonalvédelem (AuthGuard, AdminGuard)</w:t>
       </w:r>
     </w:p>
     <w:p>
@@ -7098,37 +5205,12 @@
           <w:szCs w:val="24"/>
         </w:rPr>
       </w:pPr>
-      <w:proofErr w:type="spellStart"/>
-      <w:r>
-        <w:rPr>
-          <w:sz w:val="24"/>
-          <w:szCs w:val="24"/>
-        </w:rPr>
-        <w:t>src</w:t>
-      </w:r>
-      <w:proofErr w:type="spellEnd"/>
-      <w:r>
-        <w:rPr>
-          <w:sz w:val="24"/>
-          <w:szCs w:val="24"/>
-        </w:rPr>
-        <w:t>/</w:t>
-      </w:r>
-      <w:proofErr w:type="spellStart"/>
-      <w:r>
-        <w:rPr>
-          <w:sz w:val="24"/>
-          <w:szCs w:val="24"/>
-        </w:rPr>
-        <w:t>assets</w:t>
-      </w:r>
-      <w:proofErr w:type="spellEnd"/>
-      <w:r>
-        <w:rPr>
-          <w:sz w:val="24"/>
-          <w:szCs w:val="24"/>
-        </w:rPr>
-        <w:t xml:space="preserve"> </w:t>
+      <w:r>
+        <w:rPr>
+          <w:sz w:val="24"/>
+          <w:szCs w:val="24"/>
+        </w:rPr>
+        <w:t xml:space="preserve">src/assets </w:t>
       </w:r>
       <w:r>
         <w:rPr>
@@ -7190,23 +5272,13 @@
           <w:szCs w:val="24"/>
         </w:rPr>
       </w:pPr>
-      <w:proofErr w:type="spellStart"/>
       <w:r>
         <w:rPr>
           <w:b/>
           <w:sz w:val="24"/>
           <w:szCs w:val="24"/>
         </w:rPr>
-        <w:t>HomePage</w:t>
-      </w:r>
-      <w:proofErr w:type="spellEnd"/>
-      <w:r>
-        <w:rPr>
-          <w:b/>
-          <w:sz w:val="24"/>
-          <w:szCs w:val="24"/>
-        </w:rPr>
-        <w:t xml:space="preserve">: </w:t>
+        <w:t xml:space="preserve">HomePage: </w:t>
       </w:r>
       <w:r>
         <w:rPr>
@@ -7228,41 +5300,13 @@
           <w:szCs w:val="24"/>
         </w:rPr>
       </w:pPr>
-      <w:proofErr w:type="spellStart"/>
       <w:r>
         <w:rPr>
           <w:b/>
           <w:sz w:val="24"/>
           <w:szCs w:val="24"/>
         </w:rPr>
-        <w:t>Navbar</w:t>
-      </w:r>
-      <w:proofErr w:type="spellEnd"/>
-      <w:r>
-        <w:rPr>
-          <w:b/>
-          <w:sz w:val="24"/>
-          <w:szCs w:val="24"/>
-        </w:rPr>
-        <w:t xml:space="preserve"> / </w:t>
-      </w:r>
-      <w:proofErr w:type="spellStart"/>
-      <w:r>
-        <w:rPr>
-          <w:b/>
-          <w:sz w:val="24"/>
-          <w:szCs w:val="24"/>
-        </w:rPr>
-        <w:t>Footer</w:t>
-      </w:r>
-      <w:proofErr w:type="spellEnd"/>
-      <w:r>
-        <w:rPr>
-          <w:b/>
-          <w:sz w:val="24"/>
-          <w:szCs w:val="24"/>
-        </w:rPr>
-        <w:t xml:space="preserve">: </w:t>
+        <w:t xml:space="preserve">Navbar / Footer: </w:t>
       </w:r>
       <w:r>
         <w:rPr>
@@ -7284,41 +5328,13 @@
           <w:szCs w:val="24"/>
         </w:rPr>
       </w:pPr>
-      <w:proofErr w:type="spellStart"/>
       <w:r>
         <w:rPr>
           <w:b/>
           <w:sz w:val="24"/>
           <w:szCs w:val="24"/>
         </w:rPr>
-        <w:t>LoginPage</w:t>
-      </w:r>
-      <w:proofErr w:type="spellEnd"/>
-      <w:r>
-        <w:rPr>
-          <w:b/>
-          <w:sz w:val="24"/>
-          <w:szCs w:val="24"/>
-        </w:rPr>
-        <w:t xml:space="preserve"> / </w:t>
-      </w:r>
-      <w:proofErr w:type="spellStart"/>
-      <w:r>
-        <w:rPr>
-          <w:b/>
-          <w:sz w:val="24"/>
-          <w:szCs w:val="24"/>
-        </w:rPr>
-        <w:t>RegisterPage</w:t>
-      </w:r>
-      <w:proofErr w:type="spellEnd"/>
-      <w:r>
-        <w:rPr>
-          <w:b/>
-          <w:sz w:val="24"/>
-          <w:szCs w:val="24"/>
-        </w:rPr>
-        <w:t xml:space="preserve">: </w:t>
+        <w:t xml:space="preserve">LoginPage / RegisterPage: </w:t>
       </w:r>
       <w:r>
         <w:rPr>
@@ -7340,41 +5356,13 @@
           <w:szCs w:val="24"/>
         </w:rPr>
       </w:pPr>
-      <w:proofErr w:type="spellStart"/>
       <w:r>
         <w:rPr>
           <w:b/>
           <w:sz w:val="24"/>
           <w:szCs w:val="24"/>
         </w:rPr>
-        <w:t>ProductList</w:t>
-      </w:r>
-      <w:proofErr w:type="spellEnd"/>
-      <w:r>
-        <w:rPr>
-          <w:b/>
-          <w:sz w:val="24"/>
-          <w:szCs w:val="24"/>
-        </w:rPr>
-        <w:t xml:space="preserve"> / </w:t>
-      </w:r>
-      <w:proofErr w:type="spellStart"/>
-      <w:r>
-        <w:rPr>
-          <w:b/>
-          <w:sz w:val="24"/>
-          <w:szCs w:val="24"/>
-        </w:rPr>
-        <w:t>ProductDetails</w:t>
-      </w:r>
-      <w:proofErr w:type="spellEnd"/>
-      <w:r>
-        <w:rPr>
-          <w:b/>
-          <w:sz w:val="24"/>
-          <w:szCs w:val="24"/>
-        </w:rPr>
-        <w:t xml:space="preserve">: </w:t>
+        <w:t xml:space="preserve">ProductList / ProductDetails: </w:t>
       </w:r>
       <w:r>
         <w:rPr>
@@ -7396,41 +5384,13 @@
           <w:szCs w:val="24"/>
         </w:rPr>
       </w:pPr>
-      <w:proofErr w:type="spellStart"/>
       <w:r>
         <w:rPr>
           <w:b/>
           <w:sz w:val="24"/>
           <w:szCs w:val="24"/>
         </w:rPr>
-        <w:t>ParentCategories</w:t>
-      </w:r>
-      <w:proofErr w:type="spellEnd"/>
-      <w:r>
-        <w:rPr>
-          <w:b/>
-          <w:sz w:val="24"/>
-          <w:szCs w:val="24"/>
-        </w:rPr>
-        <w:t xml:space="preserve"> / </w:t>
-      </w:r>
-      <w:proofErr w:type="spellStart"/>
-      <w:r>
-        <w:rPr>
-          <w:b/>
-          <w:sz w:val="24"/>
-          <w:szCs w:val="24"/>
-        </w:rPr>
-        <w:t>CategoryList</w:t>
-      </w:r>
-      <w:proofErr w:type="spellEnd"/>
-      <w:r>
-        <w:rPr>
-          <w:b/>
-          <w:sz w:val="24"/>
-          <w:szCs w:val="24"/>
-        </w:rPr>
-        <w:t xml:space="preserve">: </w:t>
+        <w:t xml:space="preserve">ParentCategories / CategoryList: </w:t>
       </w:r>
       <w:r>
         <w:rPr>
@@ -7452,95 +5412,13 @@
           <w:szCs w:val="24"/>
         </w:rPr>
       </w:pPr>
-      <w:proofErr w:type="spellStart"/>
       <w:r>
         <w:rPr>
           <w:b/>
           <w:sz w:val="24"/>
           <w:szCs w:val="24"/>
         </w:rPr>
-        <w:t>OrderPage</w:t>
-      </w:r>
-      <w:proofErr w:type="spellEnd"/>
-      <w:r>
-        <w:rPr>
-          <w:b/>
-          <w:sz w:val="24"/>
-          <w:szCs w:val="24"/>
-        </w:rPr>
-        <w:t xml:space="preserve"> (</w:t>
-      </w:r>
-      <w:proofErr w:type="spellStart"/>
-      <w:r>
-        <w:rPr>
-          <w:b/>
-          <w:sz w:val="24"/>
-          <w:szCs w:val="24"/>
-        </w:rPr>
-        <w:t>BasketPage</w:t>
-      </w:r>
-      <w:proofErr w:type="spellEnd"/>
-      <w:r>
-        <w:rPr>
-          <w:b/>
-          <w:sz w:val="24"/>
-          <w:szCs w:val="24"/>
-        </w:rPr>
-        <w:t xml:space="preserve">, </w:t>
-      </w:r>
-      <w:proofErr w:type="spellStart"/>
-      <w:r>
-        <w:rPr>
-          <w:b/>
-          <w:sz w:val="24"/>
-          <w:szCs w:val="24"/>
-        </w:rPr>
-        <w:t>TransportDetailsPage</w:t>
-      </w:r>
-      <w:proofErr w:type="spellEnd"/>
-      <w:r>
-        <w:rPr>
-          <w:b/>
-          <w:sz w:val="24"/>
-          <w:szCs w:val="24"/>
-        </w:rPr>
-        <w:t xml:space="preserve">, </w:t>
-      </w:r>
-      <w:proofErr w:type="spellStart"/>
-      <w:r>
-        <w:rPr>
-          <w:b/>
-          <w:sz w:val="24"/>
-          <w:szCs w:val="24"/>
-        </w:rPr>
-        <w:t>BillingDetailsPage</w:t>
-      </w:r>
-      <w:proofErr w:type="spellEnd"/>
-      <w:r>
-        <w:rPr>
-          <w:b/>
-          <w:sz w:val="24"/>
-          <w:szCs w:val="24"/>
-        </w:rPr>
-        <w:t xml:space="preserve">, </w:t>
-      </w:r>
-      <w:proofErr w:type="spellStart"/>
-      <w:r>
-        <w:rPr>
-          <w:b/>
-          <w:sz w:val="24"/>
-          <w:szCs w:val="24"/>
-        </w:rPr>
-        <w:t>OrderSummary</w:t>
-      </w:r>
-      <w:proofErr w:type="spellEnd"/>
-      <w:r>
-        <w:rPr>
-          <w:b/>
-          <w:sz w:val="24"/>
-          <w:szCs w:val="24"/>
-        </w:rPr>
-        <w:t xml:space="preserve">): </w:t>
+        <w:t xml:space="preserve">OrderPage (BasketPage, TransportDetailsPage, BillingDetailsPage, OrderSummary): </w:t>
       </w:r>
       <w:r>
         <w:rPr>
@@ -7562,23 +5440,13 @@
           <w:szCs w:val="24"/>
         </w:rPr>
       </w:pPr>
-      <w:proofErr w:type="spellStart"/>
       <w:r>
         <w:rPr>
           <w:b/>
           <w:sz w:val="24"/>
           <w:szCs w:val="24"/>
         </w:rPr>
-        <w:t>ProfilePage</w:t>
-      </w:r>
-      <w:proofErr w:type="spellEnd"/>
-      <w:r>
-        <w:rPr>
-          <w:b/>
-          <w:sz w:val="24"/>
-          <w:szCs w:val="24"/>
-        </w:rPr>
-        <w:t xml:space="preserve">: </w:t>
+        <w:t xml:space="preserve">ProfilePage: </w:t>
       </w:r>
       <w:r>
         <w:rPr>
@@ -7600,100 +5468,20 @@
           <w:szCs w:val="24"/>
         </w:rPr>
       </w:pPr>
-      <w:proofErr w:type="spellStart"/>
       <w:r>
         <w:rPr>
           <w:b/>
           <w:sz w:val="24"/>
           <w:szCs w:val="24"/>
         </w:rPr>
-        <w:t>AdminPage</w:t>
-      </w:r>
-      <w:proofErr w:type="spellEnd"/>
-      <w:r>
-        <w:rPr>
-          <w:b/>
-          <w:sz w:val="24"/>
-          <w:szCs w:val="24"/>
-        </w:rPr>
-        <w:t xml:space="preserve"> (</w:t>
-      </w:r>
-      <w:proofErr w:type="spellStart"/>
-      <w:r>
-        <w:rPr>
-          <w:b/>
-          <w:sz w:val="24"/>
-          <w:szCs w:val="24"/>
-        </w:rPr>
-        <w:t>ProductManagerPage</w:t>
-      </w:r>
-      <w:proofErr w:type="spellEnd"/>
-      <w:r>
-        <w:rPr>
-          <w:b/>
-          <w:sz w:val="24"/>
-          <w:szCs w:val="24"/>
-        </w:rPr>
-        <w:t xml:space="preserve">, </w:t>
-      </w:r>
-      <w:proofErr w:type="spellStart"/>
-      <w:r>
-        <w:rPr>
-          <w:b/>
-          <w:sz w:val="24"/>
-          <w:szCs w:val="24"/>
-        </w:rPr>
-        <w:t>UserManagerPage</w:t>
-      </w:r>
-      <w:proofErr w:type="spellEnd"/>
-      <w:r>
-        <w:rPr>
-          <w:b/>
-          <w:sz w:val="24"/>
-          <w:szCs w:val="24"/>
-        </w:rPr>
-        <w:t xml:space="preserve">, </w:t>
-      </w:r>
-      <w:proofErr w:type="spellStart"/>
-      <w:r>
-        <w:rPr>
-          <w:b/>
-          <w:sz w:val="24"/>
-          <w:szCs w:val="24"/>
-        </w:rPr>
-        <w:t>OrderHistories</w:t>
-      </w:r>
-      <w:proofErr w:type="spellEnd"/>
-      <w:r>
-        <w:rPr>
-          <w:b/>
-          <w:sz w:val="24"/>
-          <w:szCs w:val="24"/>
-        </w:rPr>
-        <w:t xml:space="preserve">): </w:t>
-      </w:r>
-      <w:r>
-        <w:rPr>
-          <w:sz w:val="24"/>
-          <w:szCs w:val="24"/>
-        </w:rPr>
-        <w:t xml:space="preserve">Az </w:t>
-      </w:r>
-      <w:proofErr w:type="spellStart"/>
-      <w:r>
-        <w:rPr>
-          <w:sz w:val="24"/>
-          <w:szCs w:val="24"/>
-        </w:rPr>
-        <w:t>admin</w:t>
-      </w:r>
-      <w:proofErr w:type="spellEnd"/>
-      <w:r>
-        <w:rPr>
-          <w:sz w:val="24"/>
-          <w:szCs w:val="24"/>
-        </w:rPr>
-        <w:t xml:space="preserve"> felület és aloldalai.</w:t>
+        <w:t xml:space="preserve">AdminPage (ProductManagerPage, UserManagerPage, OrderHistories): </w:t>
+      </w:r>
+      <w:r>
+        <w:rPr>
+          <w:sz w:val="24"/>
+          <w:szCs w:val="24"/>
+        </w:rPr>
+        <w:t>Az admin felület és aloldalai.</w:t>
       </w:r>
     </w:p>
     <w:p>
@@ -7708,41 +5496,13 @@
           <w:szCs w:val="24"/>
         </w:rPr>
       </w:pPr>
-      <w:proofErr w:type="spellStart"/>
       <w:r>
         <w:rPr>
           <w:b/>
           <w:sz w:val="24"/>
           <w:szCs w:val="24"/>
         </w:rPr>
-        <w:t>Unauthorized</w:t>
-      </w:r>
-      <w:proofErr w:type="spellEnd"/>
-      <w:r>
-        <w:rPr>
-          <w:b/>
-          <w:sz w:val="24"/>
-          <w:szCs w:val="24"/>
-        </w:rPr>
-        <w:t xml:space="preserve"> / </w:t>
-      </w:r>
-      <w:proofErr w:type="spellStart"/>
-      <w:r>
-        <w:rPr>
-          <w:b/>
-          <w:sz w:val="24"/>
-          <w:szCs w:val="24"/>
-        </w:rPr>
-        <w:t>NotFound</w:t>
-      </w:r>
-      <w:proofErr w:type="spellEnd"/>
-      <w:r>
-        <w:rPr>
-          <w:b/>
-          <w:sz w:val="24"/>
-          <w:szCs w:val="24"/>
-        </w:rPr>
-        <w:t xml:space="preserve">: </w:t>
+        <w:t xml:space="preserve">Unauthorized / NotFound: </w:t>
       </w:r>
       <w:r>
         <w:rPr>
@@ -7782,199 +5542,7 @@
           <w:sz w:val="24"/>
           <w:szCs w:val="24"/>
         </w:rPr>
-        <w:t xml:space="preserve">Minden backend erőforráshoz tartozik egy </w:t>
-      </w:r>
-      <w:proofErr w:type="spellStart"/>
-      <w:r>
-        <w:rPr>
-          <w:sz w:val="24"/>
-          <w:szCs w:val="24"/>
-        </w:rPr>
-        <w:t>Angular</w:t>
-      </w:r>
-      <w:proofErr w:type="spellEnd"/>
-      <w:r>
-        <w:rPr>
-          <w:sz w:val="24"/>
-          <w:szCs w:val="24"/>
-        </w:rPr>
-        <w:t xml:space="preserve"> service osztály, amely az </w:t>
-      </w:r>
-      <w:proofErr w:type="spellStart"/>
-      <w:r>
-        <w:rPr>
-          <w:sz w:val="24"/>
-          <w:szCs w:val="24"/>
-        </w:rPr>
-        <w:t>Angular</w:t>
-      </w:r>
-      <w:proofErr w:type="spellEnd"/>
-      <w:r>
-        <w:rPr>
-          <w:sz w:val="24"/>
-          <w:szCs w:val="24"/>
-        </w:rPr>
-        <w:t xml:space="preserve"> </w:t>
-      </w:r>
-      <w:proofErr w:type="spellStart"/>
-      <w:r>
-        <w:rPr>
-          <w:sz w:val="24"/>
-          <w:szCs w:val="24"/>
-        </w:rPr>
-        <w:t>HttpClient</w:t>
-      </w:r>
-      <w:proofErr w:type="spellEnd"/>
-      <w:r>
-        <w:rPr>
-          <w:sz w:val="24"/>
-          <w:szCs w:val="24"/>
-        </w:rPr>
-        <w:t xml:space="preserve"> segítségével kommunikál az API-</w:t>
-      </w:r>
-      <w:proofErr w:type="spellStart"/>
-      <w:r>
-        <w:rPr>
-          <w:sz w:val="24"/>
-          <w:szCs w:val="24"/>
-        </w:rPr>
-        <w:t>val</w:t>
-      </w:r>
-      <w:proofErr w:type="spellEnd"/>
-      <w:r>
-        <w:rPr>
-          <w:sz w:val="24"/>
-          <w:szCs w:val="24"/>
-        </w:rPr>
-        <w:t xml:space="preserve">: </w:t>
-      </w:r>
-      <w:proofErr w:type="spellStart"/>
-      <w:r>
-        <w:rPr>
-          <w:sz w:val="24"/>
-          <w:szCs w:val="24"/>
-        </w:rPr>
-        <w:t>ProductService</w:t>
-      </w:r>
-      <w:proofErr w:type="spellEnd"/>
-      <w:r>
-        <w:rPr>
-          <w:sz w:val="24"/>
-          <w:szCs w:val="24"/>
-        </w:rPr>
-        <w:t xml:space="preserve">, </w:t>
-      </w:r>
-      <w:proofErr w:type="spellStart"/>
-      <w:r>
-        <w:rPr>
-          <w:sz w:val="24"/>
-          <w:szCs w:val="24"/>
-        </w:rPr>
-        <w:t>UserService</w:t>
-      </w:r>
-      <w:proofErr w:type="spellEnd"/>
-      <w:r>
-        <w:rPr>
-          <w:sz w:val="24"/>
-          <w:szCs w:val="24"/>
-        </w:rPr>
-        <w:t xml:space="preserve">, </w:t>
-      </w:r>
-      <w:proofErr w:type="spellStart"/>
-      <w:r>
-        <w:rPr>
-          <w:sz w:val="24"/>
-          <w:szCs w:val="24"/>
-        </w:rPr>
-        <w:t>BasketService</w:t>
-      </w:r>
-      <w:proofErr w:type="spellEnd"/>
-      <w:r>
-        <w:rPr>
-          <w:sz w:val="24"/>
-          <w:szCs w:val="24"/>
-        </w:rPr>
-        <w:t xml:space="preserve">, </w:t>
-      </w:r>
-      <w:proofErr w:type="spellStart"/>
-      <w:r>
-        <w:rPr>
-          <w:sz w:val="24"/>
-          <w:szCs w:val="24"/>
-        </w:rPr>
-        <w:t>OrderService</w:t>
-      </w:r>
-      <w:proofErr w:type="spellEnd"/>
-      <w:r>
-        <w:rPr>
-          <w:sz w:val="24"/>
-          <w:szCs w:val="24"/>
-        </w:rPr>
-        <w:t xml:space="preserve">, </w:t>
-      </w:r>
-      <w:proofErr w:type="spellStart"/>
-      <w:r>
-        <w:rPr>
-          <w:sz w:val="24"/>
-          <w:szCs w:val="24"/>
-        </w:rPr>
-        <w:t>CategoryService</w:t>
-      </w:r>
-      <w:proofErr w:type="spellEnd"/>
-      <w:r>
-        <w:rPr>
-          <w:sz w:val="24"/>
-          <w:szCs w:val="24"/>
-        </w:rPr>
-        <w:t xml:space="preserve">, </w:t>
-      </w:r>
-      <w:proofErr w:type="spellStart"/>
-      <w:r>
-        <w:rPr>
-          <w:sz w:val="24"/>
-          <w:szCs w:val="24"/>
-        </w:rPr>
-        <w:t>BrandService</w:t>
-      </w:r>
-      <w:proofErr w:type="spellEnd"/>
-      <w:r>
-        <w:rPr>
-          <w:sz w:val="24"/>
-          <w:szCs w:val="24"/>
-        </w:rPr>
-        <w:t xml:space="preserve">, </w:t>
-      </w:r>
-      <w:proofErr w:type="spellStart"/>
-      <w:r>
-        <w:rPr>
-          <w:sz w:val="24"/>
-          <w:szCs w:val="24"/>
-        </w:rPr>
-        <w:t>ReviewService</w:t>
-      </w:r>
-      <w:proofErr w:type="spellEnd"/>
-      <w:r>
-        <w:rPr>
-          <w:sz w:val="24"/>
-          <w:szCs w:val="24"/>
-        </w:rPr>
-        <w:t xml:space="preserve">, </w:t>
-      </w:r>
-      <w:proofErr w:type="spellStart"/>
-      <w:r>
-        <w:rPr>
-          <w:sz w:val="24"/>
-          <w:szCs w:val="24"/>
-        </w:rPr>
-        <w:t>OtherService</w:t>
-      </w:r>
-      <w:proofErr w:type="spellEnd"/>
-      <w:r>
-        <w:rPr>
-          <w:sz w:val="24"/>
-          <w:szCs w:val="24"/>
-        </w:rPr>
-        <w:t>.</w:t>
+        <w:t>Minden backend erőforráshoz tartozik egy Angular service osztály, amely az Angular HttpClient segítségével kommunikál az API-val: ProductService, UserService, BasketService, OrderService, CategoryService, BrandService, ReviewService, OtherService.</w:t>
       </w:r>
     </w:p>
     <w:p>
@@ -8025,135 +5593,7 @@
           <w:sz w:val="24"/>
           <w:szCs w:val="24"/>
         </w:rPr>
-        <w:t>A projekt futtatásához az alábbi szoftverekre van szükség: MAMP (</w:t>
-      </w:r>
-      <w:proofErr w:type="spellStart"/>
-      <w:r>
-        <w:rPr>
-          <w:sz w:val="24"/>
-          <w:szCs w:val="24"/>
-        </w:rPr>
-        <w:t>MySQL</w:t>
-      </w:r>
-      <w:proofErr w:type="spellEnd"/>
-      <w:r>
-        <w:rPr>
-          <w:sz w:val="24"/>
-          <w:szCs w:val="24"/>
-        </w:rPr>
-        <w:t xml:space="preserve"> szerver + </w:t>
-      </w:r>
-      <w:proofErr w:type="spellStart"/>
-      <w:r>
-        <w:rPr>
-          <w:sz w:val="24"/>
-          <w:szCs w:val="24"/>
-        </w:rPr>
-        <w:t>phpMyAdmin</w:t>
-      </w:r>
-      <w:proofErr w:type="spellEnd"/>
-      <w:r>
-        <w:rPr>
-          <w:sz w:val="24"/>
-          <w:szCs w:val="24"/>
-        </w:rPr>
-        <w:t xml:space="preserve">), </w:t>
-      </w:r>
-      <w:proofErr w:type="spellStart"/>
-      <w:r>
-        <w:rPr>
-          <w:sz w:val="24"/>
-          <w:szCs w:val="24"/>
-        </w:rPr>
-        <w:t>IntelliJ</w:t>
-      </w:r>
-      <w:proofErr w:type="spellEnd"/>
-      <w:r>
-        <w:rPr>
-          <w:sz w:val="24"/>
-          <w:szCs w:val="24"/>
-        </w:rPr>
-        <w:t xml:space="preserve"> IDEA </w:t>
-      </w:r>
-      <w:proofErr w:type="spellStart"/>
-      <w:r>
-        <w:rPr>
-          <w:sz w:val="24"/>
-          <w:szCs w:val="24"/>
-        </w:rPr>
-        <w:t>Community</w:t>
-      </w:r>
-      <w:proofErr w:type="spellEnd"/>
-      <w:r>
-        <w:rPr>
-          <w:sz w:val="24"/>
-          <w:szCs w:val="24"/>
-        </w:rPr>
-        <w:t xml:space="preserve"> Edition (backend), Node.js LTS (</w:t>
-      </w:r>
-      <w:proofErr w:type="spellStart"/>
-      <w:r>
-        <w:rPr>
-          <w:sz w:val="24"/>
-          <w:szCs w:val="24"/>
-        </w:rPr>
-        <w:t>npm-mel</w:t>
-      </w:r>
-      <w:proofErr w:type="spellEnd"/>
-      <w:r>
-        <w:rPr>
-          <w:sz w:val="24"/>
-          <w:szCs w:val="24"/>
-        </w:rPr>
-        <w:t xml:space="preserve"> együtt), </w:t>
-      </w:r>
-      <w:proofErr w:type="spellStart"/>
-      <w:r>
-        <w:rPr>
-          <w:sz w:val="24"/>
-          <w:szCs w:val="24"/>
-        </w:rPr>
-        <w:t>Angular</w:t>
-      </w:r>
-      <w:proofErr w:type="spellEnd"/>
-      <w:r>
-        <w:rPr>
-          <w:sz w:val="24"/>
-          <w:szCs w:val="24"/>
-        </w:rPr>
-        <w:t xml:space="preserve"> CLI, Visual </w:t>
-      </w:r>
-      <w:proofErr w:type="spellStart"/>
-      <w:r>
-        <w:rPr>
-          <w:sz w:val="24"/>
-          <w:szCs w:val="24"/>
-        </w:rPr>
-        <w:t>Studio</w:t>
-      </w:r>
-      <w:proofErr w:type="spellEnd"/>
-      <w:r>
-        <w:rPr>
-          <w:sz w:val="24"/>
-          <w:szCs w:val="24"/>
-        </w:rPr>
-        <w:t xml:space="preserve"> </w:t>
-      </w:r>
-      <w:proofErr w:type="spellStart"/>
-      <w:r>
-        <w:rPr>
-          <w:sz w:val="24"/>
-          <w:szCs w:val="24"/>
-        </w:rPr>
-        <w:t>Code</w:t>
-      </w:r>
-      <w:proofErr w:type="spellEnd"/>
-      <w:r>
-        <w:rPr>
-          <w:sz w:val="24"/>
-          <w:szCs w:val="24"/>
-        </w:rPr>
-        <w:t xml:space="preserve"> (frontend).</w:t>
+        <w:t>A projekt futtatásához az alábbi szoftverekre van szükség: MAMP (MySQL szerver + phpMyAdmin), IntelliJ IDEA Community Edition (backend), Node.js LTS (npm-mel együtt), Angular CLI, Visual Studio Code (frontend).</w:t>
       </w:r>
     </w:p>
     <w:p>
@@ -8201,228 +5641,52 @@
           <w:sz w:val="24"/>
           <w:szCs w:val="24"/>
         </w:rPr>
-        <w:t xml:space="preserve">2. Indítsd el a MAMP alkalmazást, majd kattints a „Start Servers" gombra. Az </w:t>
-      </w:r>
-      <w:proofErr w:type="spellStart"/>
-      <w:r>
-        <w:rPr>
-          <w:sz w:val="24"/>
-          <w:szCs w:val="24"/>
-        </w:rPr>
-        <w:t>Apache</w:t>
-      </w:r>
-      <w:proofErr w:type="spellEnd"/>
-      <w:r>
-        <w:rPr>
-          <w:sz w:val="24"/>
-          <w:szCs w:val="24"/>
-        </w:rPr>
-        <w:t xml:space="preserve"> és a </w:t>
-      </w:r>
-      <w:proofErr w:type="spellStart"/>
-      <w:r>
-        <w:rPr>
-          <w:sz w:val="24"/>
-          <w:szCs w:val="24"/>
-        </w:rPr>
-        <w:t>MySQL</w:t>
-      </w:r>
-      <w:proofErr w:type="spellEnd"/>
-      <w:r>
-        <w:rPr>
-          <w:sz w:val="24"/>
-          <w:szCs w:val="24"/>
-        </w:rPr>
-        <w:t xml:space="preserve"> szerver elindul. A </w:t>
-      </w:r>
-      <w:proofErr w:type="spellStart"/>
-      <w:r>
-        <w:rPr>
-          <w:sz w:val="24"/>
-          <w:szCs w:val="24"/>
-        </w:rPr>
-        <w:t>MySQL</w:t>
-      </w:r>
-      <w:proofErr w:type="spellEnd"/>
-      <w:r>
-        <w:rPr>
-          <w:sz w:val="24"/>
-          <w:szCs w:val="24"/>
-        </w:rPr>
-        <w:t xml:space="preserve"> alapértelmezetten a 3306-os </w:t>
-      </w:r>
-      <w:proofErr w:type="spellStart"/>
-      <w:r>
-        <w:rPr>
-          <w:sz w:val="24"/>
-          <w:szCs w:val="24"/>
-        </w:rPr>
-        <w:t>porton</w:t>
-      </w:r>
-      <w:proofErr w:type="spellEnd"/>
-      <w:r>
-        <w:rPr>
-          <w:sz w:val="24"/>
-          <w:szCs w:val="24"/>
-        </w:rPr>
-        <w:t xml:space="preserve"> fut.</w:t>
-      </w:r>
-    </w:p>
-    <w:p>
-      <w:pPr>
-        <w:rPr>
-          <w:sz w:val="24"/>
-          <w:szCs w:val="24"/>
-        </w:rPr>
-      </w:pPr>
-      <w:r>
-        <w:rPr>
-          <w:sz w:val="24"/>
-          <w:szCs w:val="24"/>
-        </w:rPr>
-        <w:t xml:space="preserve">3. Nyisd meg a </w:t>
-      </w:r>
-      <w:proofErr w:type="spellStart"/>
-      <w:r>
-        <w:rPr>
-          <w:sz w:val="24"/>
-          <w:szCs w:val="24"/>
-        </w:rPr>
-        <w:t>phpMyAdmint</w:t>
-      </w:r>
-      <w:proofErr w:type="spellEnd"/>
-      <w:r>
-        <w:rPr>
-          <w:sz w:val="24"/>
-          <w:szCs w:val="24"/>
-        </w:rPr>
-        <w:t xml:space="preserve">: http://localhost/phpmyadmin (bejelentkezés: felhasználónév: </w:t>
-      </w:r>
-      <w:proofErr w:type="spellStart"/>
-      <w:r>
-        <w:rPr>
-          <w:sz w:val="24"/>
-          <w:szCs w:val="24"/>
-        </w:rPr>
-        <w:t>root</w:t>
-      </w:r>
-      <w:proofErr w:type="spellEnd"/>
-      <w:r>
-        <w:rPr>
-          <w:sz w:val="24"/>
-          <w:szCs w:val="24"/>
-        </w:rPr>
-        <w:t xml:space="preserve">, jelszó: </w:t>
-      </w:r>
-      <w:proofErr w:type="spellStart"/>
-      <w:r>
-        <w:rPr>
-          <w:sz w:val="24"/>
-          <w:szCs w:val="24"/>
-        </w:rPr>
-        <w:t>root</w:t>
-      </w:r>
-      <w:proofErr w:type="spellEnd"/>
-      <w:r>
-        <w:rPr>
-          <w:sz w:val="24"/>
-          <w:szCs w:val="24"/>
-        </w:rPr>
-        <w:t>).</w:t>
-      </w:r>
-    </w:p>
-    <w:p>
-      <w:pPr>
-        <w:rPr>
-          <w:sz w:val="24"/>
-          <w:szCs w:val="24"/>
-        </w:rPr>
-      </w:pPr>
-      <w:r>
-        <w:rPr>
-          <w:sz w:val="24"/>
-          <w:szCs w:val="24"/>
-        </w:rPr>
-        <w:t xml:space="preserve">4. Hozz létre egy új adatbázist </w:t>
-      </w:r>
-      <w:proofErr w:type="spellStart"/>
-      <w:r>
-        <w:rPr>
-          <w:sz w:val="24"/>
-          <w:szCs w:val="24"/>
-        </w:rPr>
-        <w:t>furniture_store</w:t>
-      </w:r>
-      <w:proofErr w:type="spellEnd"/>
-      <w:r>
-        <w:rPr>
-          <w:sz w:val="24"/>
-          <w:szCs w:val="24"/>
-        </w:rPr>
-        <w:t xml:space="preserve"> névvel (Collation: utf8mb4_general_ci).</w:t>
-      </w:r>
-    </w:p>
-    <w:p>
-      <w:pPr>
-        <w:rPr>
-          <w:sz w:val="24"/>
-          <w:szCs w:val="24"/>
-        </w:rPr>
-      </w:pPr>
-      <w:r>
-        <w:rPr>
-          <w:sz w:val="24"/>
-          <w:szCs w:val="24"/>
-        </w:rPr>
-        <w:t xml:space="preserve">5. Válaszd ki a </w:t>
-      </w:r>
-      <w:proofErr w:type="spellStart"/>
-      <w:r>
-        <w:rPr>
-          <w:sz w:val="24"/>
-          <w:szCs w:val="24"/>
-        </w:rPr>
-        <w:t>furniture_store</w:t>
-      </w:r>
-      <w:proofErr w:type="spellEnd"/>
-      <w:r>
-        <w:rPr>
-          <w:sz w:val="24"/>
-          <w:szCs w:val="24"/>
-        </w:rPr>
-        <w:t xml:space="preserve"> adatbázist, kattints az „Import" fülre, tallózd ki a </w:t>
-      </w:r>
-      <w:proofErr w:type="spellStart"/>
-      <w:r>
-        <w:rPr>
-          <w:sz w:val="24"/>
-          <w:szCs w:val="24"/>
-        </w:rPr>
-        <w:t>furniture_store.sql</w:t>
-      </w:r>
-      <w:proofErr w:type="spellEnd"/>
-      <w:r>
-        <w:rPr>
-          <w:sz w:val="24"/>
-          <w:szCs w:val="24"/>
-        </w:rPr>
-        <w:t xml:space="preserve"> fájlt (</w:t>
-      </w:r>
-      <w:proofErr w:type="spellStart"/>
-      <w:r>
-        <w:rPr>
-          <w:sz w:val="24"/>
-          <w:szCs w:val="24"/>
-        </w:rPr>
-        <w:t>Webshop_Projekt-database</w:t>
-      </w:r>
-      <w:proofErr w:type="spellEnd"/>
-      <w:r>
-        <w:rPr>
-          <w:sz w:val="24"/>
-          <w:szCs w:val="24"/>
-        </w:rPr>
-        <w:t xml:space="preserve"> mappából), majd kattints a „Go" gombra. Sikeres import után az összes tábla és tárolt eljárás megjelenik.</w:t>
+        <w:t>2. Indítsd el a MAMP alkalmazást, majd kattints a „Start Servers" gombra. Az Apache és a MySQL szerver elindul. A MySQL alapértelmezetten a 3306-os porton fut.</w:t>
+      </w:r>
+    </w:p>
+    <w:p>
+      <w:pPr>
+        <w:rPr>
+          <w:sz w:val="24"/>
+          <w:szCs w:val="24"/>
+        </w:rPr>
+      </w:pPr>
+      <w:r>
+        <w:rPr>
+          <w:sz w:val="24"/>
+          <w:szCs w:val="24"/>
+        </w:rPr>
+        <w:t>3. Nyisd meg a phpMyAdmint: http://localhost/phpmyadmin (bejelentkezés: felhasználónév: root, jelszó: root).</w:t>
+      </w:r>
+    </w:p>
+    <w:p>
+      <w:pPr>
+        <w:rPr>
+          <w:sz w:val="24"/>
+          <w:szCs w:val="24"/>
+        </w:rPr>
+      </w:pPr>
+      <w:r>
+        <w:rPr>
+          <w:sz w:val="24"/>
+          <w:szCs w:val="24"/>
+        </w:rPr>
+        <w:t>4. Hozz létre egy új adatbázist furniture_store névvel (Collation: utf8mb4_general_ci).</w:t>
+      </w:r>
+    </w:p>
+    <w:p>
+      <w:pPr>
+        <w:rPr>
+          <w:sz w:val="24"/>
+          <w:szCs w:val="24"/>
+        </w:rPr>
+      </w:pPr>
+      <w:r>
+        <w:rPr>
+          <w:sz w:val="24"/>
+          <w:szCs w:val="24"/>
+        </w:rPr>
+        <w:t>5. Válaszd ki a furniture_store adatbázist, kattints az „Import" fülre, tallózd ki a furniture_store.sql fájlt (Webshop_Projekt-database mappából), majd kattints a „Go" gombra. Sikeres import után az összes tábla és tárolt eljárás megjelenik.</w:t>
       </w:r>
     </w:p>
     <w:p>
@@ -8453,39 +5717,7 @@
           <w:sz w:val="24"/>
           <w:szCs w:val="24"/>
         </w:rPr>
-        <w:t xml:space="preserve"> </w:t>
-      </w:r>
-      <w:proofErr w:type="spellStart"/>
-      <w:r>
-        <w:rPr>
-          <w:sz w:val="24"/>
-          <w:szCs w:val="24"/>
-        </w:rPr>
-        <w:t>IntelliJ</w:t>
-      </w:r>
-      <w:proofErr w:type="spellEnd"/>
-      <w:r>
-        <w:rPr>
-          <w:sz w:val="24"/>
-          <w:szCs w:val="24"/>
-        </w:rPr>
-        <w:t xml:space="preserve"> IDEA </w:t>
-      </w:r>
-      <w:proofErr w:type="spellStart"/>
-      <w:r>
-        <w:rPr>
-          <w:sz w:val="24"/>
-          <w:szCs w:val="24"/>
-        </w:rPr>
-        <w:t>Community</w:t>
-      </w:r>
-      <w:proofErr w:type="spellEnd"/>
-      <w:r>
-        <w:rPr>
-          <w:sz w:val="24"/>
-          <w:szCs w:val="24"/>
-        </w:rPr>
-        <w:t xml:space="preserve"> Edition</w:t>
+        <w:t xml:space="preserve"> IntelliJ IDEA Community Edition</w:t>
       </w:r>
       <w:bookmarkEnd w:id="37"/>
     </w:p>
@@ -8501,165 +5733,37 @@
           <w:sz w:val="24"/>
           <w:szCs w:val="24"/>
         </w:rPr>
-        <w:t xml:space="preserve">1. Töltsd le és telepítsd az </w:t>
-      </w:r>
-      <w:proofErr w:type="spellStart"/>
-      <w:r>
-        <w:rPr>
-          <w:sz w:val="24"/>
-          <w:szCs w:val="24"/>
-        </w:rPr>
-        <w:t>IntelliJ</w:t>
-      </w:r>
-      <w:proofErr w:type="spellEnd"/>
-      <w:r>
-        <w:rPr>
-          <w:sz w:val="24"/>
-          <w:szCs w:val="24"/>
-        </w:rPr>
-        <w:t xml:space="preserve"> IDEA </w:t>
-      </w:r>
-      <w:proofErr w:type="spellStart"/>
-      <w:r>
-        <w:rPr>
-          <w:sz w:val="24"/>
-          <w:szCs w:val="24"/>
-        </w:rPr>
-        <w:t>Community</w:t>
-      </w:r>
-      <w:proofErr w:type="spellEnd"/>
-      <w:r>
-        <w:rPr>
-          <w:sz w:val="24"/>
-          <w:szCs w:val="24"/>
-        </w:rPr>
-        <w:t xml:space="preserve"> Edition-t: https://www.jetbrains.com/idea/ (válaszd a „</w:t>
-      </w:r>
-      <w:proofErr w:type="spellStart"/>
-      <w:r>
-        <w:rPr>
-          <w:sz w:val="24"/>
-          <w:szCs w:val="24"/>
-        </w:rPr>
-        <w:t>Community</w:t>
-      </w:r>
-      <w:proofErr w:type="spellEnd"/>
-      <w:r>
-        <w:rPr>
-          <w:sz w:val="24"/>
-          <w:szCs w:val="24"/>
-        </w:rPr>
-        <w:t>" verziót, ez ingyenes).</w:t>
-      </w:r>
-    </w:p>
-    <w:p>
-      <w:pPr>
-        <w:rPr>
-          <w:sz w:val="24"/>
-          <w:szCs w:val="24"/>
-        </w:rPr>
-      </w:pPr>
-      <w:r>
-        <w:rPr>
-          <w:sz w:val="24"/>
-          <w:szCs w:val="24"/>
-        </w:rPr>
-        <w:t xml:space="preserve">2. Nyisd meg az </w:t>
-      </w:r>
-      <w:proofErr w:type="spellStart"/>
-      <w:r>
-        <w:rPr>
-          <w:sz w:val="24"/>
-          <w:szCs w:val="24"/>
-        </w:rPr>
-        <w:t>IntelliJ</w:t>
-      </w:r>
-      <w:proofErr w:type="spellEnd"/>
-      <w:r>
-        <w:rPr>
-          <w:sz w:val="24"/>
-          <w:szCs w:val="24"/>
-        </w:rPr>
-        <w:t xml:space="preserve"> IDEA-t, majd válaszd a File → Open menüpontot. Navigálj a </w:t>
-      </w:r>
-      <w:proofErr w:type="spellStart"/>
-      <w:r>
-        <w:rPr>
-          <w:sz w:val="24"/>
-          <w:szCs w:val="24"/>
-        </w:rPr>
-        <w:t>Webshop_Projekt</w:t>
-      </w:r>
-      <w:proofErr w:type="spellEnd"/>
-      <w:r>
-        <w:rPr>
-          <w:sz w:val="24"/>
-          <w:szCs w:val="24"/>
-        </w:rPr>
-        <w:t>-backend/</w:t>
-      </w:r>
-      <w:proofErr w:type="spellStart"/>
-      <w:r>
-        <w:rPr>
-          <w:sz w:val="24"/>
-          <w:szCs w:val="24"/>
-        </w:rPr>
-        <w:t>furnitureStore</w:t>
-      </w:r>
-      <w:proofErr w:type="spellEnd"/>
-      <w:r>
-        <w:rPr>
-          <w:sz w:val="24"/>
-          <w:szCs w:val="24"/>
-        </w:rPr>
-        <w:t xml:space="preserve"> mappához, és nyisd meg.</w:t>
-      </w:r>
-    </w:p>
-    <w:p>
-      <w:pPr>
-        <w:rPr>
-          <w:sz w:val="24"/>
-          <w:szCs w:val="24"/>
-        </w:rPr>
-      </w:pPr>
-      <w:r>
-        <w:rPr>
-          <w:sz w:val="24"/>
-          <w:szCs w:val="24"/>
-        </w:rPr>
-        <w:t xml:space="preserve">3. Az </w:t>
-      </w:r>
-      <w:proofErr w:type="spellStart"/>
-      <w:r>
-        <w:rPr>
-          <w:sz w:val="24"/>
-          <w:szCs w:val="24"/>
-        </w:rPr>
-        <w:t>IntelliJ</w:t>
-      </w:r>
-      <w:proofErr w:type="spellEnd"/>
-      <w:r>
-        <w:rPr>
-          <w:sz w:val="24"/>
-          <w:szCs w:val="24"/>
-        </w:rPr>
-        <w:t xml:space="preserve"> automatikusan felismeri a </w:t>
-      </w:r>
-      <w:proofErr w:type="spellStart"/>
-      <w:r>
-        <w:rPr>
-          <w:sz w:val="24"/>
-          <w:szCs w:val="24"/>
-        </w:rPr>
-        <w:t>Maven</w:t>
-      </w:r>
-      <w:proofErr w:type="spellEnd"/>
-      <w:r>
-        <w:rPr>
-          <w:sz w:val="24"/>
-          <w:szCs w:val="24"/>
-        </w:rPr>
-        <w:t xml:space="preserve"> projektet, és elkezdi letölteni a függőségeket (ez néhány percet vehet igénybe </w:t>
+        <w:t>1. Töltsd le és telepítsd az IntelliJ IDEA Community Edition-t: https://www.jetbrains.com/idea/ (válaszd a „Community" verziót, ez ingyenes).</w:t>
+      </w:r>
+    </w:p>
+    <w:p>
+      <w:pPr>
+        <w:rPr>
+          <w:sz w:val="24"/>
+          <w:szCs w:val="24"/>
+        </w:rPr>
+      </w:pPr>
+      <w:r>
+        <w:rPr>
+          <w:sz w:val="24"/>
+          <w:szCs w:val="24"/>
+        </w:rPr>
+        <w:t>2. Nyisd meg az IntelliJ IDEA-t, majd válaszd a File → Open menüpontot. Navigálj a Webshop_Projekt-backend/furnitureStore mappához, és nyisd meg.</w:t>
+      </w:r>
+    </w:p>
+    <w:p>
+      <w:pPr>
+        <w:rPr>
+          <w:sz w:val="24"/>
+          <w:szCs w:val="24"/>
+        </w:rPr>
+      </w:pPr>
+      <w:r>
+        <w:rPr>
+          <w:sz w:val="24"/>
+          <w:szCs w:val="24"/>
+        </w:rPr>
+        <w:t xml:space="preserve">3. Az IntelliJ automatikusan felismeri a Maven projektet, és elkezdi letölteni a függőségeket (ez néhány percet vehet igénybe </w:t>
       </w:r>
       <w:r>
         <w:rPr>
@@ -8688,54 +5792,22 @@
           <w:sz w:val="24"/>
           <w:szCs w:val="24"/>
         </w:rPr>
-        <w:t xml:space="preserve">4. Győződj meg róla, hogy a MAMP fut, és a </w:t>
-      </w:r>
-      <w:proofErr w:type="spellStart"/>
-      <w:r>
-        <w:rPr>
-          <w:sz w:val="24"/>
-          <w:szCs w:val="24"/>
-        </w:rPr>
-        <w:t>furniture_store</w:t>
-      </w:r>
-      <w:proofErr w:type="spellEnd"/>
-      <w:r>
-        <w:rPr>
-          <w:sz w:val="24"/>
-          <w:szCs w:val="24"/>
-        </w:rPr>
-        <w:t xml:space="preserve"> adatbázis importálva van.</w:t>
-      </w:r>
-    </w:p>
-    <w:p>
-      <w:pPr>
-        <w:rPr>
-          <w:sz w:val="24"/>
-          <w:szCs w:val="24"/>
-        </w:rPr>
-      </w:pPr>
-      <w:r>
-        <w:rPr>
-          <w:sz w:val="24"/>
-          <w:szCs w:val="24"/>
-        </w:rPr>
-        <w:t>5. Nyisd meg a src/main/java/com/example/furnitureStore/FurnitureStoreApplication.java fájlt, és kattints a zöld háromszögre (</w:t>
-      </w:r>
-      <w:proofErr w:type="spellStart"/>
-      <w:r>
-        <w:rPr>
-          <w:sz w:val="24"/>
-          <w:szCs w:val="24"/>
-        </w:rPr>
-        <w:t>Run</w:t>
-      </w:r>
-      <w:proofErr w:type="spellEnd"/>
-      <w:r>
-        <w:rPr>
-          <w:sz w:val="24"/>
-          <w:szCs w:val="24"/>
-        </w:rPr>
-        <w:t>)</w:t>
+        <w:t>4. Győződj meg róla, hogy a MAMP fut, és a furniture_store adatbázis importálva van.</w:t>
+      </w:r>
+    </w:p>
+    <w:p>
+      <w:pPr>
+        <w:rPr>
+          <w:sz w:val="24"/>
+          <w:szCs w:val="24"/>
+        </w:rPr>
+      </w:pPr>
+      <w:r>
+        <w:rPr>
+          <w:sz w:val="24"/>
+          <w:szCs w:val="24"/>
+        </w:rPr>
+        <w:t>5. Nyisd meg a src/main/java/com/example/furnitureStore/FurnitureStoreApplication.java fájlt, és kattints a zöld háromszögre (Run)</w:t>
       </w:r>
     </w:p>
     <w:p>
@@ -8767,39 +5839,7 @@
           <w:sz w:val="24"/>
           <w:szCs w:val="24"/>
         </w:rPr>
-        <w:t xml:space="preserve"> VS </w:t>
-      </w:r>
-      <w:proofErr w:type="spellStart"/>
-      <w:r>
-        <w:rPr>
-          <w:sz w:val="24"/>
-          <w:szCs w:val="24"/>
-        </w:rPr>
-        <w:t>Code</w:t>
-      </w:r>
-      <w:proofErr w:type="spellEnd"/>
-      <w:r>
-        <w:rPr>
-          <w:sz w:val="24"/>
-          <w:szCs w:val="24"/>
-        </w:rPr>
-        <w:t xml:space="preserve"> és </w:t>
-      </w:r>
-      <w:proofErr w:type="spellStart"/>
-      <w:r>
-        <w:rPr>
-          <w:sz w:val="24"/>
-          <w:szCs w:val="24"/>
-        </w:rPr>
-        <w:t>Angular</w:t>
-      </w:r>
-      <w:proofErr w:type="spellEnd"/>
-      <w:r>
-        <w:rPr>
-          <w:sz w:val="24"/>
-          <w:szCs w:val="24"/>
-        </w:rPr>
-        <w:t xml:space="preserve"> CLI</w:t>
+        <w:t xml:space="preserve"> VS Code és Angular CLI</w:t>
       </w:r>
       <w:bookmarkEnd w:id="38"/>
     </w:p>
@@ -8815,39 +5855,7 @@
           <w:sz w:val="24"/>
           <w:szCs w:val="24"/>
         </w:rPr>
-        <w:t xml:space="preserve">1. Töltsd le és telepítsd a Visual </w:t>
-      </w:r>
-      <w:proofErr w:type="spellStart"/>
-      <w:r>
-        <w:rPr>
-          <w:sz w:val="24"/>
-          <w:szCs w:val="24"/>
-        </w:rPr>
-        <w:t>Studio</w:t>
-      </w:r>
-      <w:proofErr w:type="spellEnd"/>
-      <w:r>
-        <w:rPr>
-          <w:sz w:val="24"/>
-          <w:szCs w:val="24"/>
-        </w:rPr>
-        <w:t xml:space="preserve"> </w:t>
-      </w:r>
-      <w:proofErr w:type="spellStart"/>
-      <w:r>
-        <w:rPr>
-          <w:sz w:val="24"/>
-          <w:szCs w:val="24"/>
-        </w:rPr>
-        <w:t>Code</w:t>
-      </w:r>
-      <w:proofErr w:type="spellEnd"/>
-      <w:r>
-        <w:rPr>
-          <w:sz w:val="24"/>
-          <w:szCs w:val="24"/>
-        </w:rPr>
-        <w:t>-ot: https://code.visualstudio.com/</w:t>
+        <w:t>1. Töltsd le és telepítsd a Visual Studio Code-ot: https://code.visualstudio.com/</w:t>
       </w:r>
     </w:p>
     <w:p>
@@ -8876,284 +5884,67 @@
           <w:sz w:val="24"/>
           <w:szCs w:val="24"/>
         </w:rPr>
-        <w:t xml:space="preserve"> a telepítéssel az </w:t>
-      </w:r>
-      <w:proofErr w:type="spellStart"/>
-      <w:r>
-        <w:rPr>
-          <w:sz w:val="24"/>
-          <w:szCs w:val="24"/>
-        </w:rPr>
-        <w:t>npm</w:t>
-      </w:r>
-      <w:proofErr w:type="spellEnd"/>
-      <w:r>
-        <w:rPr>
-          <w:sz w:val="24"/>
-          <w:szCs w:val="24"/>
-        </w:rPr>
-        <w:t xml:space="preserve"> csomagkezelő is feltelepül.</w:t>
-      </w:r>
-    </w:p>
-    <w:p>
-      <w:pPr>
-        <w:rPr>
-          <w:sz w:val="24"/>
-          <w:szCs w:val="24"/>
-        </w:rPr>
-      </w:pPr>
-      <w:r>
-        <w:rPr>
-          <w:sz w:val="24"/>
-          <w:szCs w:val="24"/>
-        </w:rPr>
-        <w:t xml:space="preserve">3. Telepítsd az </w:t>
-      </w:r>
-      <w:proofErr w:type="spellStart"/>
-      <w:r>
-        <w:rPr>
-          <w:sz w:val="24"/>
-          <w:szCs w:val="24"/>
-        </w:rPr>
-        <w:t>Angular</w:t>
-      </w:r>
-      <w:proofErr w:type="spellEnd"/>
-      <w:r>
-        <w:rPr>
-          <w:sz w:val="24"/>
-          <w:szCs w:val="24"/>
-        </w:rPr>
-        <w:t xml:space="preserve"> CLI-t globálisan. Nyiss egy terminált (Windows: </w:t>
-      </w:r>
-      <w:proofErr w:type="spellStart"/>
-      <w:r>
-        <w:rPr>
-          <w:sz w:val="24"/>
-          <w:szCs w:val="24"/>
-        </w:rPr>
-        <w:t>cmd</w:t>
-      </w:r>
-      <w:proofErr w:type="spellEnd"/>
-      <w:r>
-        <w:rPr>
-          <w:sz w:val="24"/>
-          <w:szCs w:val="24"/>
-        </w:rPr>
-        <w:t xml:space="preserve"> vagy PowerShell, Mac: Terminal), és futtasd: </w:t>
-      </w:r>
-      <w:proofErr w:type="spellStart"/>
-      <w:r>
-        <w:rPr>
-          <w:sz w:val="24"/>
-          <w:szCs w:val="24"/>
-        </w:rPr>
-        <w:t>npm</w:t>
-      </w:r>
-      <w:proofErr w:type="spellEnd"/>
-      <w:r>
-        <w:rPr>
-          <w:sz w:val="24"/>
-          <w:szCs w:val="24"/>
-        </w:rPr>
-        <w:t xml:space="preserve"> </w:t>
-      </w:r>
-      <w:proofErr w:type="spellStart"/>
-      <w:r>
-        <w:rPr>
-          <w:sz w:val="24"/>
-          <w:szCs w:val="24"/>
-        </w:rPr>
-        <w:t>install</w:t>
-      </w:r>
-      <w:proofErr w:type="spellEnd"/>
-      <w:r>
-        <w:rPr>
-          <w:sz w:val="24"/>
-          <w:szCs w:val="24"/>
-        </w:rPr>
-        <w:t xml:space="preserve"> -g @angular/cli</w:t>
-      </w:r>
-    </w:p>
-    <w:p>
-      <w:pPr>
-        <w:rPr>
-          <w:sz w:val="24"/>
-          <w:szCs w:val="24"/>
-        </w:rPr>
-      </w:pPr>
-      <w:r>
-        <w:rPr>
-          <w:sz w:val="24"/>
-          <w:szCs w:val="24"/>
-        </w:rPr>
-        <w:t xml:space="preserve">4. Nyisd meg a </w:t>
-      </w:r>
-      <w:proofErr w:type="spellStart"/>
-      <w:r>
-        <w:rPr>
-          <w:sz w:val="24"/>
-          <w:szCs w:val="24"/>
-        </w:rPr>
-        <w:t>Webshop_Projekt</w:t>
-      </w:r>
-      <w:proofErr w:type="spellEnd"/>
-      <w:r>
-        <w:rPr>
-          <w:sz w:val="24"/>
-          <w:szCs w:val="24"/>
-        </w:rPr>
-        <w:t xml:space="preserve">-frontend/webshop mappát VS </w:t>
-      </w:r>
-      <w:proofErr w:type="spellStart"/>
-      <w:r>
-        <w:rPr>
-          <w:sz w:val="24"/>
-          <w:szCs w:val="24"/>
-        </w:rPr>
-        <w:t>Code</w:t>
-      </w:r>
-      <w:proofErr w:type="spellEnd"/>
-      <w:r>
-        <w:rPr>
-          <w:sz w:val="24"/>
-          <w:szCs w:val="24"/>
-        </w:rPr>
-        <w:t xml:space="preserve">-ban: File → Open </w:t>
-      </w:r>
-      <w:proofErr w:type="spellStart"/>
-      <w:r>
-        <w:rPr>
-          <w:sz w:val="24"/>
-          <w:szCs w:val="24"/>
-        </w:rPr>
-        <w:t>Folder</w:t>
-      </w:r>
-      <w:proofErr w:type="spellEnd"/>
-      <w:r>
-        <w:rPr>
-          <w:sz w:val="24"/>
-          <w:szCs w:val="24"/>
-        </w:rPr>
-        <w:t>.</w:t>
-      </w:r>
-    </w:p>
-    <w:p>
-      <w:pPr>
-        <w:rPr>
-          <w:sz w:val="24"/>
-          <w:szCs w:val="24"/>
-        </w:rPr>
-      </w:pPr>
-      <w:r>
-        <w:rPr>
-          <w:sz w:val="24"/>
-          <w:szCs w:val="24"/>
-        </w:rPr>
-        <w:t xml:space="preserve">5. Nyisd meg a VS </w:t>
-      </w:r>
-      <w:proofErr w:type="spellStart"/>
-      <w:r>
-        <w:rPr>
-          <w:sz w:val="24"/>
-          <w:szCs w:val="24"/>
-        </w:rPr>
-        <w:t>Code</w:t>
-      </w:r>
-      <w:proofErr w:type="spellEnd"/>
-      <w:r>
-        <w:rPr>
-          <w:sz w:val="24"/>
-          <w:szCs w:val="24"/>
-        </w:rPr>
-        <w:t xml:space="preserve"> beépített </w:t>
-      </w:r>
-      <w:proofErr w:type="spellStart"/>
-      <w:r>
-        <w:rPr>
-          <w:sz w:val="24"/>
-          <w:szCs w:val="24"/>
-        </w:rPr>
-        <w:t>termináját</w:t>
-      </w:r>
-      <w:proofErr w:type="spellEnd"/>
-      <w:r>
-        <w:rPr>
-          <w:sz w:val="24"/>
-          <w:szCs w:val="24"/>
-        </w:rPr>
-        <w:t xml:space="preserve"> (Terminal → New Terminal), és futtasd a függőségek telepítéséhez: </w:t>
-      </w:r>
-      <w:proofErr w:type="spellStart"/>
-      <w:r>
-        <w:rPr>
-          <w:sz w:val="24"/>
-          <w:szCs w:val="24"/>
-        </w:rPr>
-        <w:t>npm</w:t>
-      </w:r>
-      <w:proofErr w:type="spellEnd"/>
-      <w:r>
-        <w:rPr>
-          <w:sz w:val="24"/>
-          <w:szCs w:val="24"/>
-        </w:rPr>
-        <w:t xml:space="preserve"> </w:t>
-      </w:r>
-      <w:proofErr w:type="spellStart"/>
-      <w:r>
-        <w:rPr>
-          <w:sz w:val="24"/>
-          <w:szCs w:val="24"/>
-        </w:rPr>
-        <w:t>install</w:t>
-      </w:r>
-      <w:proofErr w:type="spellEnd"/>
-    </w:p>
-    <w:p>
-      <w:pPr>
-        <w:rPr>
-          <w:sz w:val="24"/>
-          <w:szCs w:val="24"/>
-        </w:rPr>
-      </w:pPr>
-      <w:r>
-        <w:rPr>
-          <w:sz w:val="24"/>
-          <w:szCs w:val="24"/>
-        </w:rPr>
-        <w:t xml:space="preserve">6. A telepítés után indítsd el a fejlesztői szervert: </w:t>
-      </w:r>
-      <w:proofErr w:type="spellStart"/>
-      <w:r>
-        <w:rPr>
-          <w:sz w:val="24"/>
-          <w:szCs w:val="24"/>
-        </w:rPr>
-        <w:t>ng</w:t>
-      </w:r>
-      <w:proofErr w:type="spellEnd"/>
-      <w:r>
-        <w:rPr>
-          <w:sz w:val="24"/>
-          <w:szCs w:val="24"/>
-        </w:rPr>
-        <w:t xml:space="preserve"> </w:t>
-      </w:r>
-      <w:proofErr w:type="spellStart"/>
-      <w:r>
-        <w:rPr>
-          <w:sz w:val="24"/>
-          <w:szCs w:val="24"/>
-        </w:rPr>
-        <w:t>serve</w:t>
-      </w:r>
-      <w:proofErr w:type="spellEnd"/>
-      <w:r>
-        <w:rPr>
-          <w:sz w:val="24"/>
-          <w:szCs w:val="24"/>
-        </w:rPr>
-        <w:t xml:space="preserve"> </w:t>
+        <w:t xml:space="preserve"> a telepítéssel az npm csomagkezelő is feltelepül.</w:t>
+      </w:r>
+    </w:p>
+    <w:p>
+      <w:pPr>
+        <w:rPr>
+          <w:sz w:val="24"/>
+          <w:szCs w:val="24"/>
+        </w:rPr>
+      </w:pPr>
+      <w:r>
+        <w:rPr>
+          <w:sz w:val="24"/>
+          <w:szCs w:val="24"/>
+        </w:rPr>
+        <w:t>3. Telepítsd az Angular CLI-t globálisan. Nyiss egy terminált (Windows: cmd vagy PowerShell, Mac: Terminal), és futtasd: npm install -g @angular/cli</w:t>
+      </w:r>
+    </w:p>
+    <w:p>
+      <w:pPr>
+        <w:rPr>
+          <w:sz w:val="24"/>
+          <w:szCs w:val="24"/>
+        </w:rPr>
+      </w:pPr>
+      <w:r>
+        <w:rPr>
+          <w:sz w:val="24"/>
+          <w:szCs w:val="24"/>
+        </w:rPr>
+        <w:t>4. Nyisd meg a Webshop_Projekt-frontend/webshop mappát VS Code-ban: File → Open Folder.</w:t>
+      </w:r>
+    </w:p>
+    <w:p>
+      <w:pPr>
+        <w:rPr>
+          <w:sz w:val="24"/>
+          <w:szCs w:val="24"/>
+        </w:rPr>
+      </w:pPr>
+      <w:r>
+        <w:rPr>
+          <w:sz w:val="24"/>
+          <w:szCs w:val="24"/>
+        </w:rPr>
+        <w:t>5. Nyisd meg a VS Code beépített termináját (Terminal → New Terminal), és futtasd a függőségek telepítéséhez: npm install</w:t>
+      </w:r>
+    </w:p>
+    <w:p>
+      <w:pPr>
+        <w:rPr>
+          <w:sz w:val="24"/>
+          <w:szCs w:val="24"/>
+        </w:rPr>
+      </w:pPr>
+      <w:r>
+        <w:rPr>
+          <w:sz w:val="24"/>
+          <w:szCs w:val="24"/>
+        </w:rPr>
+        <w:t xml:space="preserve">6. A telepítés után indítsd el a fejlesztői szervert: ng serve </w:t>
       </w:r>
       <w:r>
         <w:rPr>
@@ -9345,7 +6136,7 @@
           <w:sz w:val="24"/>
           <w:szCs w:val="24"/>
         </w:rPr>
-        <w:t>A backend fejlesztésének oroszlánrészét vállalta. A Spring Boot API végpontjait, a biztonsági konfigurációt (JWT, SecurityConfig) és az e-mail értesítési rendszert ő valósította meg.</w:t>
+        <w:t>Az adatbázis tervezéséért és megvalósításáért felelt. A MySQL séma elkészítése, a tárolt eljárások megírása és az adatfeltöltés az ő munkája.</w:t>
       </w:r>
     </w:p>
     <w:p>
@@ -9366,14 +6157,21 @@
           <w:sz w:val="24"/>
           <w:szCs w:val="24"/>
         </w:rPr>
-        <w:t xml:space="preserve">Török Balázs: </w:t>
-      </w:r>
-      <w:r>
-        <w:rPr>
-          <w:sz w:val="24"/>
-          <w:szCs w:val="24"/>
-        </w:rPr>
-        <w:t>Az adatbázis tervezéséért és megvalósításáért felelt. A MySQL séma elkészítése, a tárolt eljárások megírása és az adatfeltöltés az ő munkája. Emellett a dokumentációk összeállításában is részt vett.</w:t>
+        <w:t>Török Balázs:</w:t>
+      </w:r>
+      <w:r>
+        <w:rPr>
+          <w:sz w:val="24"/>
+          <w:szCs w:val="24"/>
+        </w:rPr>
+        <w:t xml:space="preserve"> </w:t>
+      </w:r>
+      <w:r>
+        <w:rPr>
+          <w:sz w:val="24"/>
+          <w:szCs w:val="24"/>
+        </w:rPr>
+        <w:t>A backend fejlesztésének oroszlánrészét vállalta. A Spring Boot API végpontjait, a biztonsági konfigurációt (JWT, SecurityConfig) és az e-mail értesítési rendszert ő valósította meg.</w:t>
       </w:r>
     </w:p>
     <w:p>
